--- a/lessons/3-5/readiness/practice.docx
+++ b/lessons/3-5/readiness/practice.docx
@@ -86,7 +86,1397 @@
     </w:p>
     <w:p>
       <w:pPr>
-        <w:spacing w:after="120" w:before="0"/>
+        <w:spacing w:after="60" w:before="120"/>
+      </w:pPr>
+      <w:r>
+        <w:rPr>
+          <w:b/>
+          <w:bCs/>
+          <w:color w:val="0F2B3C"/>
+          <w:sz w:val="24"/>
+          <w:szCs w:val="24"/>
+        </w:rPr>
+        <w:t xml:space="preserve">Vocabulary Anchor Box</w:t>
+      </w:r>
+    </w:p>
+    <w:tbl>
+      <w:tblPr>
+        <w:tblW w:type="dxa" w:w="9360"/>
+        <w:tblBorders>
+          <w:top w:val="single" w:color="C7D2DD" w:sz="6"/>
+          <w:left w:val="single" w:color="C7D2DD" w:sz="6"/>
+          <w:bottom w:val="single" w:color="C7D2DD" w:sz="6"/>
+          <w:right w:val="single" w:color="C7D2DD" w:sz="6"/>
+          <w:insideH w:val="single" w:color="C7D2DD" w:sz="6"/>
+          <w:insideV w:val="single" w:color="C7D2DD" w:sz="6"/>
+        </w:tblBorders>
+      </w:tblPr>
+      <w:tblGrid>
+        <w:gridCol w:w="1800"/>
+        <w:gridCol w:w="3160"/>
+        <w:gridCol w:w="2200"/>
+        <w:gridCol w:w="2200"/>
+      </w:tblGrid>
+      <w:tr>
+        <w:trPr>
+          <w:cantSplit/>
+          <w:tblHeader/>
+        </w:trPr>
+        <w:tc>
+          <w:tcPr>
+            <w:tcW w:type="dxa" w:w="1800"/>
+            <w:shd w:fill="EEF4F8" w:color="auto" w:val="clear"/>
+            <w:tcMar>
+              <w:top w:type="dxa" w:w="60"/>
+              <w:left w:type="dxa" w:w="100"/>
+              <w:bottom w:type="dxa" w:w="60"/>
+              <w:right w:type="dxa" w:w="100"/>
+            </w:tcMar>
+          </w:tcPr>
+          <w:p>
+            <w:pPr>
+              <w:spacing w:after="0" w:before="0"/>
+            </w:pPr>
+            <w:r>
+              <w:rPr>
+                <w:b/>
+                <w:bCs/>
+                <w:color w:val="0F2B3C"/>
+                <w:sz w:val="18"/>
+                <w:szCs w:val="18"/>
+              </w:rPr>
+              <w:t xml:space="preserve">Concept Term</w:t>
+            </w:r>
+          </w:p>
+        </w:tc>
+        <w:tc>
+          <w:tcPr>
+            <w:tcW w:type="dxa" w:w="3160"/>
+            <w:shd w:fill="EEF4F8" w:color="auto" w:val="clear"/>
+            <w:tcMar>
+              <w:top w:type="dxa" w:w="60"/>
+              <w:left w:type="dxa" w:w="100"/>
+              <w:bottom w:type="dxa" w:w="60"/>
+              <w:right w:type="dxa" w:w="100"/>
+            </w:tcMar>
+          </w:tcPr>
+          <w:p>
+            <w:pPr>
+              <w:spacing w:after="0" w:before="0"/>
+            </w:pPr>
+            <w:r>
+              <w:rPr>
+                <w:b/>
+                <w:bCs/>
+                <w:color w:val="0F2B3C"/>
+                <w:sz w:val="18"/>
+                <w:szCs w:val="18"/>
+              </w:rPr>
+              <w:t xml:space="preserve">Student-Friendly Definition</w:t>
+            </w:r>
+          </w:p>
+        </w:tc>
+        <w:tc>
+          <w:tcPr>
+            <w:tcW w:type="dxa" w:w="2200"/>
+            <w:shd w:fill="EEF4F8" w:color="auto" w:val="clear"/>
+            <w:tcMar>
+              <w:top w:type="dxa" w:w="60"/>
+              <w:left w:type="dxa" w:w="100"/>
+              <w:bottom w:type="dxa" w:w="60"/>
+              <w:right w:type="dxa" w:w="100"/>
+            </w:tcMar>
+          </w:tcPr>
+          <w:p>
+            <w:pPr>
+              <w:spacing w:after="0" w:before="0"/>
+            </w:pPr>
+            <w:r>
+              <w:rPr>
+                <w:b/>
+                <w:bCs/>
+                <w:color w:val="0F2B3C"/>
+                <w:sz w:val="18"/>
+                <w:szCs w:val="18"/>
+              </w:rPr>
+              <w:t xml:space="preserve">Non-Example</w:t>
+            </w:r>
+          </w:p>
+        </w:tc>
+        <w:tc>
+          <w:tcPr>
+            <w:tcW w:type="dxa" w:w="2200"/>
+            <w:shd w:fill="EEF4F8" w:color="auto" w:val="clear"/>
+            <w:tcMar>
+              <w:top w:type="dxa" w:w="60"/>
+              <w:left w:type="dxa" w:w="100"/>
+              <w:bottom w:type="dxa" w:w="60"/>
+              <w:right w:type="dxa" w:w="100"/>
+            </w:tcMar>
+          </w:tcPr>
+          <w:p>
+            <w:pPr>
+              <w:spacing w:after="0" w:before="0"/>
+            </w:pPr>
+            <w:r>
+              <w:rPr>
+                <w:b/>
+                <w:bCs/>
+                <w:color w:val="0F2B3C"/>
+                <w:sz w:val="18"/>
+                <w:szCs w:val="18"/>
+              </w:rPr>
+              <w:t xml:space="preserve">Visual Clue</w:t>
+            </w:r>
+          </w:p>
+        </w:tc>
+      </w:tr>
+      <w:tr>
+        <w:trPr>
+          <w:cantSplit/>
+        </w:trPr>
+        <w:tc>
+          <w:tcPr>
+            <w:tcW w:type="dxa" w:w="1800"/>
+            <w:tcMar>
+              <w:top w:type="dxa" w:w="60"/>
+              <w:left w:type="dxa" w:w="100"/>
+              <w:bottom w:type="dxa" w:w="60"/>
+              <w:right w:type="dxa" w:w="100"/>
+            </w:tcMar>
+            <w:vAlign w:val="top"/>
+          </w:tcPr>
+          <w:p>
+            <w:pPr>
+              <w:spacing w:after="20" w:before="0"/>
+            </w:pPr>
+            <w:r>
+              <w:rPr>
+                <w:b/>
+                <w:bCs/>
+                <w:color w:val="0F2B3C"/>
+                <w:sz w:val="20"/>
+                <w:szCs w:val="20"/>
+              </w:rPr>
+              <w:t xml:space="preserve">Compare Ratios</w:t>
+            </w:r>
+          </w:p>
+          <w:p>
+            <w:pPr>
+              <w:spacing w:after="0" w:before="0"/>
+            </w:pPr>
+            <w:r>
+              <w:rPr>
+                <w:i/>
+                <w:iCs/>
+                <w:color w:val="5E6E7E"/>
+                <w:sz w:val="18"/>
+                <w:szCs w:val="18"/>
+              </w:rPr>
+              <w:t xml:space="preserve">Comparar razones</w:t>
+            </w:r>
+          </w:p>
+        </w:tc>
+        <w:tc>
+          <w:tcPr>
+            <w:tcW w:type="dxa" w:w="3160"/>
+            <w:tcMar>
+              <w:top w:type="dxa" w:w="60"/>
+              <w:left w:type="dxa" w:w="100"/>
+              <w:bottom w:type="dxa" w:w="60"/>
+              <w:right w:type="dxa" w:w="100"/>
+            </w:tcMar>
+            <w:vAlign w:val="top"/>
+          </w:tcPr>
+          <w:p>
+            <w:pPr>
+              <w:spacing w:after="0" w:before="0"/>
+            </w:pPr>
+            <w:r>
+              <w:rPr>
+                <w:sz w:val="19"/>
+                <w:szCs w:val="19"/>
+              </w:rPr>
+              <w:t xml:space="preserve">Decide which ratio is greater, less, or equal by using equivalent ratios or unit rates.</w:t>
+            </w:r>
+          </w:p>
+        </w:tc>
+        <w:tc>
+          <w:tcPr>
+            <w:tcW w:type="dxa" w:w="2200"/>
+            <w:tcMar>
+              <w:top w:type="dxa" w:w="60"/>
+              <w:left w:type="dxa" w:w="100"/>
+              <w:bottom w:type="dxa" w:w="60"/>
+              <w:right w:type="dxa" w:w="100"/>
+            </w:tcMar>
+            <w:vAlign w:val="top"/>
+          </w:tcPr>
+          <w:p>
+            <w:pPr>
+              <w:spacing w:after="30" w:before="0"/>
+            </w:pPr>
+            <w:r>
+              <w:rPr>
+                <w:i/>
+                <w:iCs/>
+                <w:color w:val="5E6E7E"/>
+                <w:sz w:val="18"/>
+                <w:szCs w:val="18"/>
+              </w:rPr>
+              <w:t xml:space="preserve">Not Compare Ratios: write a counter-example that does not fit the rule.</w:t>
+            </w:r>
+          </w:p>
+          <w:p>
+            <w:pPr>
+              <w:spacing w:after="50" w:before="0"/>
+            </w:pPr>
+            <w:r>
+              <w:rPr>
+                <w:color w:val="BBBBBB"/>
+                <w:sz w:val="18"/>
+                <w:szCs w:val="18"/>
+              </w:rPr>
+              <w:t xml:space="preserve">____________________________</w:t>
+            </w:r>
+          </w:p>
+        </w:tc>
+        <w:tc>
+          <w:tcPr>
+            <w:tcW w:type="dxa" w:w="2200"/>
+            <w:tcMar>
+              <w:top w:type="dxa" w:w="60"/>
+              <w:left w:type="dxa" w:w="100"/>
+              <w:bottom w:type="dxa" w:w="60"/>
+              <w:right w:type="dxa" w:w="100"/>
+            </w:tcMar>
+            <w:vAlign w:val="top"/>
+          </w:tcPr>
+          <w:p>
+            <w:pPr>
+              <w:spacing w:after="0" w:before="0"/>
+            </w:pPr>
+            <w:r>
+              <w:rPr>
+                <w:i/>
+                <w:iCs/>
+                <w:color w:val="5E6E7E"/>
+                <w:sz w:val="18"/>
+                <w:szCs w:val="18"/>
+              </w:rPr>
+              <w:t xml:space="preserve">Compare 6:2 and 8:4 using unit rates: 3 &gt; 2.</w:t>
+            </w:r>
+          </w:p>
+        </w:tc>
+      </w:tr>
+      <w:tr>
+        <w:trPr>
+          <w:cantSplit/>
+        </w:trPr>
+        <w:tc>
+          <w:tcPr>
+            <w:tcW w:type="dxa" w:w="1800"/>
+            <w:tcMar>
+              <w:top w:type="dxa" w:w="60"/>
+              <w:left w:type="dxa" w:w="100"/>
+              <w:bottom w:type="dxa" w:w="60"/>
+              <w:right w:type="dxa" w:w="100"/>
+            </w:tcMar>
+            <w:vAlign w:val="top"/>
+          </w:tcPr>
+          <w:p>
+            <w:pPr>
+              <w:spacing w:after="20" w:before="0"/>
+            </w:pPr>
+            <w:r>
+              <w:rPr>
+                <w:b/>
+                <w:bCs/>
+                <w:color w:val="0F2B3C"/>
+                <w:sz w:val="20"/>
+                <w:szCs w:val="20"/>
+              </w:rPr>
+              <w:t xml:space="preserve">Unit rate</w:t>
+            </w:r>
+          </w:p>
+          <w:p>
+            <w:pPr>
+              <w:spacing w:after="0" w:before="0"/>
+            </w:pPr>
+            <w:r>
+              <w:rPr>
+                <w:i/>
+                <w:iCs/>
+                <w:color w:val="5E6E7E"/>
+                <w:sz w:val="18"/>
+                <w:szCs w:val="18"/>
+              </w:rPr>
+              <w:t xml:space="preserve">Tasa unitaria</w:t>
+            </w:r>
+          </w:p>
+        </w:tc>
+        <w:tc>
+          <w:tcPr>
+            <w:tcW w:type="dxa" w:w="3160"/>
+            <w:tcMar>
+              <w:top w:type="dxa" w:w="60"/>
+              <w:left w:type="dxa" w:w="100"/>
+              <w:bottom w:type="dxa" w:w="60"/>
+              <w:right w:type="dxa" w:w="100"/>
+            </w:tcMar>
+            <w:vAlign w:val="top"/>
+          </w:tcPr>
+          <w:p>
+            <w:pPr>
+              <w:spacing w:after="0" w:before="0"/>
+            </w:pPr>
+            <w:r>
+              <w:rPr>
+                <w:sz w:val="19"/>
+                <w:szCs w:val="19"/>
+              </w:rPr>
+              <w:t xml:space="preserve">A rate for just 1 of something, like cost for 1 item.</w:t>
+            </w:r>
+          </w:p>
+        </w:tc>
+        <w:tc>
+          <w:tcPr>
+            <w:tcW w:type="dxa" w:w="2200"/>
+            <w:tcMar>
+              <w:top w:type="dxa" w:w="60"/>
+              <w:left w:type="dxa" w:w="100"/>
+              <w:bottom w:type="dxa" w:w="60"/>
+              <w:right w:type="dxa" w:w="100"/>
+            </w:tcMar>
+            <w:vAlign w:val="top"/>
+          </w:tcPr>
+          <w:p>
+            <w:pPr>
+              <w:spacing w:after="30" w:before="0"/>
+            </w:pPr>
+            <w:r>
+              <w:rPr>
+                <w:i/>
+                <w:iCs/>
+                <w:color w:val="5E6E7E"/>
+                <w:sz w:val="18"/>
+                <w:szCs w:val="18"/>
+              </w:rPr>
+              <w:t xml:space="preserve">Not Unit rate: write a counter-example that does not fit the rule.</w:t>
+            </w:r>
+          </w:p>
+          <w:p>
+            <w:pPr>
+              <w:spacing w:after="50" w:before="0"/>
+            </w:pPr>
+            <w:r>
+              <w:rPr>
+                <w:color w:val="BBBBBB"/>
+                <w:sz w:val="18"/>
+                <w:szCs w:val="18"/>
+              </w:rPr>
+              <w:t xml:space="preserve">____________________________</w:t>
+            </w:r>
+          </w:p>
+        </w:tc>
+        <w:tc>
+          <w:tcPr>
+            <w:tcW w:type="dxa" w:w="2200"/>
+            <w:tcMar>
+              <w:top w:type="dxa" w:w="60"/>
+              <w:left w:type="dxa" w:w="100"/>
+              <w:bottom w:type="dxa" w:w="60"/>
+              <w:right w:type="dxa" w:w="100"/>
+            </w:tcMar>
+            <w:vAlign w:val="top"/>
+          </w:tcPr>
+          <w:p>
+            <w:pPr>
+              <w:spacing w:after="0" w:before="0"/>
+            </w:pPr>
+            <w:r>
+              <w:rPr>
+                <w:i/>
+                <w:iCs/>
+                <w:color w:val="5E6E7E"/>
+                <w:sz w:val="18"/>
+                <w:szCs w:val="18"/>
+              </w:rPr>
+              <w:t xml:space="preserve">$3 per 1 pound → unit rate is $3/lb</w:t>
+            </w:r>
+          </w:p>
+        </w:tc>
+      </w:tr>
+      <w:tr>
+        <w:trPr>
+          <w:cantSplit/>
+        </w:trPr>
+        <w:tc>
+          <w:tcPr>
+            <w:tcW w:type="dxa" w:w="1800"/>
+            <w:tcMar>
+              <w:top w:type="dxa" w:w="60"/>
+              <w:left w:type="dxa" w:w="100"/>
+              <w:bottom w:type="dxa" w:w="60"/>
+              <w:right w:type="dxa" w:w="100"/>
+            </w:tcMar>
+            <w:vAlign w:val="top"/>
+          </w:tcPr>
+          <w:p>
+            <w:pPr>
+              <w:spacing w:after="20" w:before="0"/>
+            </w:pPr>
+            <w:r>
+              <w:rPr>
+                <w:b/>
+                <w:bCs/>
+                <w:color w:val="0F2B3C"/>
+                <w:sz w:val="20"/>
+                <w:szCs w:val="20"/>
+              </w:rPr>
+              <w:t xml:space="preserve">Equivalent ratio</w:t>
+            </w:r>
+          </w:p>
+          <w:p>
+            <w:pPr>
+              <w:spacing w:after="0" w:before="0"/>
+            </w:pPr>
+            <w:r>
+              <w:rPr>
+                <w:i/>
+                <w:iCs/>
+                <w:color w:val="5E6E7E"/>
+                <w:sz w:val="18"/>
+                <w:szCs w:val="18"/>
+              </w:rPr>
+              <w:t xml:space="preserve">Razón equivalente</w:t>
+            </w:r>
+          </w:p>
+        </w:tc>
+        <w:tc>
+          <w:tcPr>
+            <w:tcW w:type="dxa" w:w="3160"/>
+            <w:tcMar>
+              <w:top w:type="dxa" w:w="60"/>
+              <w:left w:type="dxa" w:w="100"/>
+              <w:bottom w:type="dxa" w:w="60"/>
+              <w:right w:type="dxa" w:w="100"/>
+            </w:tcMar>
+            <w:vAlign w:val="top"/>
+          </w:tcPr>
+          <w:p>
+            <w:pPr>
+              <w:spacing w:after="0" w:before="0"/>
+            </w:pPr>
+            <w:r>
+              <w:rPr>
+                <w:sz w:val="19"/>
+                <w:szCs w:val="19"/>
+              </w:rPr>
+              <w:t xml:space="preserve">Two ratios that mean the same thing.</w:t>
+            </w:r>
+          </w:p>
+        </w:tc>
+        <w:tc>
+          <w:tcPr>
+            <w:tcW w:type="dxa" w:w="2200"/>
+            <w:tcMar>
+              <w:top w:type="dxa" w:w="60"/>
+              <w:left w:type="dxa" w:w="100"/>
+              <w:bottom w:type="dxa" w:w="60"/>
+              <w:right w:type="dxa" w:w="100"/>
+            </w:tcMar>
+            <w:vAlign w:val="top"/>
+          </w:tcPr>
+          <w:p>
+            <w:pPr>
+              <w:spacing w:after="30" w:before="0"/>
+            </w:pPr>
+            <w:r>
+              <w:rPr>
+                <w:i/>
+                <w:iCs/>
+                <w:color w:val="5E6E7E"/>
+                <w:sz w:val="18"/>
+                <w:szCs w:val="18"/>
+              </w:rPr>
+              <w:t xml:space="preserve">Not Equivalent ratio: write a counter-example that does not fit the rule.</w:t>
+            </w:r>
+          </w:p>
+          <w:p>
+            <w:pPr>
+              <w:spacing w:after="50" w:before="0"/>
+            </w:pPr>
+            <w:r>
+              <w:rPr>
+                <w:color w:val="BBBBBB"/>
+                <w:sz w:val="18"/>
+                <w:szCs w:val="18"/>
+              </w:rPr>
+              <w:t xml:space="preserve">____________________________</w:t>
+            </w:r>
+          </w:p>
+        </w:tc>
+        <w:tc>
+          <w:tcPr>
+            <w:tcW w:type="dxa" w:w="2200"/>
+            <w:tcMar>
+              <w:top w:type="dxa" w:w="60"/>
+              <w:left w:type="dxa" w:w="100"/>
+              <w:bottom w:type="dxa" w:w="60"/>
+              <w:right w:type="dxa" w:w="100"/>
+            </w:tcMar>
+            <w:vAlign w:val="top"/>
+          </w:tcPr>
+          <w:p>
+            <w:pPr>
+              <w:spacing w:after="0" w:before="0"/>
+            </w:pPr>
+            <w:r>
+              <w:rPr>
+                <w:i/>
+                <w:iCs/>
+                <w:color w:val="5E6E7E"/>
+                <w:sz w:val="18"/>
+                <w:szCs w:val="18"/>
+              </w:rPr>
+              <w:t xml:space="preserve">4:6 and 2:3 are equivalent (both simplify to 2:3)</w:t>
+            </w:r>
+          </w:p>
+        </w:tc>
+      </w:tr>
+      <w:tr>
+        <w:trPr>
+          <w:cantSplit/>
+        </w:trPr>
+        <w:tc>
+          <w:tcPr>
+            <w:tcW w:type="dxa" w:w="1800"/>
+            <w:tcMar>
+              <w:top w:type="dxa" w:w="60"/>
+              <w:left w:type="dxa" w:w="100"/>
+              <w:bottom w:type="dxa" w:w="60"/>
+              <w:right w:type="dxa" w:w="100"/>
+            </w:tcMar>
+            <w:vAlign w:val="top"/>
+          </w:tcPr>
+          <w:p>
+            <w:pPr>
+              <w:spacing w:after="20" w:before="0"/>
+            </w:pPr>
+            <w:r>
+              <w:rPr>
+                <w:b/>
+                <w:bCs/>
+                <w:color w:val="0F2B3C"/>
+                <w:sz w:val="20"/>
+                <w:szCs w:val="20"/>
+              </w:rPr>
+              <w:t xml:space="preserve">Compare</w:t>
+            </w:r>
+          </w:p>
+          <w:p>
+            <w:pPr>
+              <w:spacing w:after="0" w:before="0"/>
+            </w:pPr>
+            <w:r>
+              <w:rPr>
+                <w:i/>
+                <w:iCs/>
+                <w:color w:val="5E6E7E"/>
+                <w:sz w:val="18"/>
+                <w:szCs w:val="18"/>
+              </w:rPr>
+              <w:t xml:space="preserve">Comparar</w:t>
+            </w:r>
+          </w:p>
+        </w:tc>
+        <w:tc>
+          <w:tcPr>
+            <w:tcW w:type="dxa" w:w="3160"/>
+            <w:tcMar>
+              <w:top w:type="dxa" w:w="60"/>
+              <w:left w:type="dxa" w:w="100"/>
+              <w:bottom w:type="dxa" w:w="60"/>
+              <w:right w:type="dxa" w:w="100"/>
+            </w:tcMar>
+            <w:vAlign w:val="top"/>
+          </w:tcPr>
+          <w:p>
+            <w:pPr>
+              <w:spacing w:after="0" w:before="0"/>
+            </w:pPr>
+            <w:r>
+              <w:rPr>
+                <w:sz w:val="19"/>
+                <w:szCs w:val="19"/>
+              </w:rPr>
+              <w:t xml:space="preserve">To look at ratios and see which is bigger, smaller, or equal.</w:t>
+            </w:r>
+          </w:p>
+        </w:tc>
+        <w:tc>
+          <w:tcPr>
+            <w:tcW w:type="dxa" w:w="2200"/>
+            <w:tcMar>
+              <w:top w:type="dxa" w:w="60"/>
+              <w:left w:type="dxa" w:w="100"/>
+              <w:bottom w:type="dxa" w:w="60"/>
+              <w:right w:type="dxa" w:w="100"/>
+            </w:tcMar>
+            <w:vAlign w:val="top"/>
+          </w:tcPr>
+          <w:p>
+            <w:pPr>
+              <w:spacing w:after="30" w:before="0"/>
+            </w:pPr>
+            <w:r>
+              <w:rPr>
+                <w:i/>
+                <w:iCs/>
+                <w:color w:val="5E6E7E"/>
+                <w:sz w:val="18"/>
+                <w:szCs w:val="18"/>
+              </w:rPr>
+              <w:t xml:space="preserve">Not Compare: write a counter-example that does not fit the rule.</w:t>
+            </w:r>
+          </w:p>
+          <w:p>
+            <w:pPr>
+              <w:spacing w:after="50" w:before="0"/>
+            </w:pPr>
+            <w:r>
+              <w:rPr>
+                <w:color w:val="BBBBBB"/>
+                <w:sz w:val="18"/>
+                <w:szCs w:val="18"/>
+              </w:rPr>
+              <w:t xml:space="preserve">____________________________</w:t>
+            </w:r>
+          </w:p>
+        </w:tc>
+        <w:tc>
+          <w:tcPr>
+            <w:tcW w:type="dxa" w:w="2200"/>
+            <w:tcMar>
+              <w:top w:type="dxa" w:w="60"/>
+              <w:left w:type="dxa" w:w="100"/>
+              <w:bottom w:type="dxa" w:w="60"/>
+              <w:right w:type="dxa" w:w="100"/>
+            </w:tcMar>
+            <w:vAlign w:val="top"/>
+          </w:tcPr>
+          <w:p>
+            <w:pPr>
+              <w:spacing w:after="0" w:before="0"/>
+            </w:pPr>
+            <w:r>
+              <w:rPr>
+                <w:i/>
+                <w:iCs/>
+                <w:color w:val="5E6E7E"/>
+                <w:sz w:val="18"/>
+                <w:szCs w:val="18"/>
+              </w:rPr>
+              <w:t xml:space="preserve">3:4 vs. 2:5 — which has more of the first ingredient per unit?</w:t>
+            </w:r>
+          </w:p>
+        </w:tc>
+      </w:tr>
+      <w:tr>
+        <w:trPr>
+          <w:cantSplit/>
+        </w:trPr>
+        <w:tc>
+          <w:tcPr>
+            <w:tcW w:type="dxa" w:w="1800"/>
+            <w:tcMar>
+              <w:top w:type="dxa" w:w="60"/>
+              <w:left w:type="dxa" w:w="100"/>
+              <w:bottom w:type="dxa" w:w="60"/>
+              <w:right w:type="dxa" w:w="100"/>
+            </w:tcMar>
+            <w:vAlign w:val="top"/>
+          </w:tcPr>
+          <w:p>
+            <w:pPr>
+              <w:spacing w:after="20" w:before="0"/>
+            </w:pPr>
+            <w:r>
+              <w:rPr>
+                <w:b/>
+                <w:bCs/>
+                <w:color w:val="0F2B3C"/>
+                <w:sz w:val="20"/>
+                <w:szCs w:val="20"/>
+              </w:rPr>
+              <w:t xml:space="preserve">Simplify</w:t>
+            </w:r>
+          </w:p>
+          <w:p>
+            <w:pPr>
+              <w:spacing w:after="0" w:before="0"/>
+            </w:pPr>
+            <w:r>
+              <w:rPr>
+                <w:i/>
+                <w:iCs/>
+                <w:color w:val="5E6E7E"/>
+                <w:sz w:val="18"/>
+                <w:szCs w:val="18"/>
+              </w:rPr>
+              <w:t xml:space="preserve">Simplificar</w:t>
+            </w:r>
+          </w:p>
+        </w:tc>
+        <w:tc>
+          <w:tcPr>
+            <w:tcW w:type="dxa" w:w="3160"/>
+            <w:tcMar>
+              <w:top w:type="dxa" w:w="60"/>
+              <w:left w:type="dxa" w:w="100"/>
+              <w:bottom w:type="dxa" w:w="60"/>
+              <w:right w:type="dxa" w:w="100"/>
+            </w:tcMar>
+            <w:vAlign w:val="top"/>
+          </w:tcPr>
+          <w:p>
+            <w:pPr>
+              <w:spacing w:after="0" w:before="0"/>
+            </w:pPr>
+            <w:r>
+              <w:rPr>
+                <w:sz w:val="19"/>
+                <w:szCs w:val="19"/>
+              </w:rPr>
+              <w:t xml:space="preserve">To write a ratio with smaller numbers that still compares the same way. 6:8 and 3:4 are the same ratio.</w:t>
+            </w:r>
+          </w:p>
+        </w:tc>
+        <w:tc>
+          <w:tcPr>
+            <w:tcW w:type="dxa" w:w="2200"/>
+            <w:tcMar>
+              <w:top w:type="dxa" w:w="60"/>
+              <w:left w:type="dxa" w:w="100"/>
+              <w:bottom w:type="dxa" w:w="60"/>
+              <w:right w:type="dxa" w:w="100"/>
+            </w:tcMar>
+            <w:vAlign w:val="top"/>
+          </w:tcPr>
+          <w:p>
+            <w:pPr>
+              <w:spacing w:after="30" w:before="0"/>
+            </w:pPr>
+            <w:r>
+              <w:rPr>
+                <w:i/>
+                <w:iCs/>
+                <w:color w:val="5E6E7E"/>
+                <w:sz w:val="18"/>
+                <w:szCs w:val="18"/>
+              </w:rPr>
+              <w:t xml:space="preserve">Not Simplify: write a counter-example that does not fit the rule.</w:t>
+            </w:r>
+          </w:p>
+          <w:p>
+            <w:pPr>
+              <w:spacing w:after="50" w:before="0"/>
+            </w:pPr>
+            <w:r>
+              <w:rPr>
+                <w:color w:val="BBBBBB"/>
+                <w:sz w:val="18"/>
+                <w:szCs w:val="18"/>
+              </w:rPr>
+              <w:t xml:space="preserve">____________________________</w:t>
+            </w:r>
+          </w:p>
+        </w:tc>
+        <w:tc>
+          <w:tcPr>
+            <w:tcW w:type="dxa" w:w="2200"/>
+            <w:tcMar>
+              <w:top w:type="dxa" w:w="60"/>
+              <w:left w:type="dxa" w:w="100"/>
+              <w:bottom w:type="dxa" w:w="60"/>
+              <w:right w:type="dxa" w:w="100"/>
+            </w:tcMar>
+            <w:vAlign w:val="top"/>
+          </w:tcPr>
+          <w:p>
+            <w:pPr>
+              <w:spacing w:after="0" w:before="0"/>
+            </w:pPr>
+            <w:r>
+              <w:rPr>
+                <w:i/>
+                <w:iCs/>
+                <w:color w:val="5E6E7E"/>
+                <w:sz w:val="18"/>
+                <w:szCs w:val="18"/>
+              </w:rPr>
+              <w:t xml:space="preserve">8:12 → divide both by 4 → 2:3</w:t>
+            </w:r>
+          </w:p>
+        </w:tc>
+      </w:tr>
+      <w:tr>
+        <w:trPr>
+          <w:cantSplit/>
+        </w:trPr>
+        <w:tc>
+          <w:tcPr>
+            <w:tcW w:type="dxa" w:w="1800"/>
+            <w:tcMar>
+              <w:top w:type="dxa" w:w="60"/>
+              <w:left w:type="dxa" w:w="100"/>
+              <w:bottom w:type="dxa" w:w="60"/>
+              <w:right w:type="dxa" w:w="100"/>
+            </w:tcMar>
+            <w:vAlign w:val="top"/>
+          </w:tcPr>
+          <w:p>
+            <w:pPr>
+              <w:spacing w:after="20" w:before="0"/>
+            </w:pPr>
+            <w:r>
+              <w:rPr>
+                <w:b/>
+                <w:bCs/>
+                <w:color w:val="0F2B3C"/>
+                <w:sz w:val="20"/>
+                <w:szCs w:val="20"/>
+              </w:rPr>
+              <w:t xml:space="preserve">Common denominator</w:t>
+            </w:r>
+          </w:p>
+          <w:p>
+            <w:pPr>
+              <w:spacing w:after="0" w:before="0"/>
+            </w:pPr>
+            <w:r>
+              <w:rPr>
+                <w:i/>
+                <w:iCs/>
+                <w:color w:val="5E6E7E"/>
+                <w:sz w:val="18"/>
+                <w:szCs w:val="18"/>
+              </w:rPr>
+              <w:t xml:space="preserve">Denominador común</w:t>
+            </w:r>
+          </w:p>
+        </w:tc>
+        <w:tc>
+          <w:tcPr>
+            <w:tcW w:type="dxa" w:w="3160"/>
+            <w:tcMar>
+              <w:top w:type="dxa" w:w="60"/>
+              <w:left w:type="dxa" w:w="100"/>
+              <w:bottom w:type="dxa" w:w="60"/>
+              <w:right w:type="dxa" w:w="100"/>
+            </w:tcMar>
+            <w:vAlign w:val="top"/>
+          </w:tcPr>
+          <w:p>
+            <w:pPr>
+              <w:spacing w:after="0" w:before="0"/>
+            </w:pPr>
+            <w:r>
+              <w:rPr>
+                <w:sz w:val="19"/>
+                <w:szCs w:val="19"/>
+              </w:rPr>
+              <w:t xml:space="preserve">A bottom number that two fractions can share so you can compare them.</w:t>
+            </w:r>
+          </w:p>
+        </w:tc>
+        <w:tc>
+          <w:tcPr>
+            <w:tcW w:type="dxa" w:w="2200"/>
+            <w:tcMar>
+              <w:top w:type="dxa" w:w="60"/>
+              <w:left w:type="dxa" w:w="100"/>
+              <w:bottom w:type="dxa" w:w="60"/>
+              <w:right w:type="dxa" w:w="100"/>
+            </w:tcMar>
+            <w:vAlign w:val="top"/>
+          </w:tcPr>
+          <w:p>
+            <w:pPr>
+              <w:spacing w:after="30" w:before="0"/>
+            </w:pPr>
+            <w:r>
+              <w:rPr>
+                <w:i/>
+                <w:iCs/>
+                <w:color w:val="5E6E7E"/>
+                <w:sz w:val="18"/>
+                <w:szCs w:val="18"/>
+              </w:rPr>
+              <w:t xml:space="preserve">Not Common denominator: write a counter-example that does not fit the rule.</w:t>
+            </w:r>
+          </w:p>
+          <w:p>
+            <w:pPr>
+              <w:spacing w:after="50" w:before="0"/>
+            </w:pPr>
+            <w:r>
+              <w:rPr>
+                <w:color w:val="BBBBBB"/>
+                <w:sz w:val="18"/>
+                <w:szCs w:val="18"/>
+              </w:rPr>
+              <w:t xml:space="preserve">____________________________</w:t>
+            </w:r>
+          </w:p>
+        </w:tc>
+        <w:tc>
+          <w:tcPr>
+            <w:tcW w:type="dxa" w:w="2200"/>
+            <w:tcMar>
+              <w:top w:type="dxa" w:w="60"/>
+              <w:left w:type="dxa" w:w="100"/>
+              <w:bottom w:type="dxa" w:w="60"/>
+              <w:right w:type="dxa" w:w="100"/>
+            </w:tcMar>
+            <w:vAlign w:val="top"/>
+          </w:tcPr>
+          <w:p>
+            <w:pPr>
+              <w:spacing w:after="0" w:before="0"/>
+            </w:pPr>
+            <w:r>
+              <w:rPr>
+                <w:i/>
+                <w:iCs/>
+                <w:color w:val="5E6E7E"/>
+                <w:sz w:val="18"/>
+                <w:szCs w:val="18"/>
+              </w:rPr>
+              <w:t xml:space="preserve">To compare 3/5 and 4/7, use LCD 35: 21/35 vs 20/35</w:t>
+            </w:r>
+          </w:p>
+        </w:tc>
+      </w:tr>
+      <w:tr>
+        <w:trPr>
+          <w:cantSplit/>
+        </w:trPr>
+        <w:tc>
+          <w:tcPr>
+            <w:tcW w:type="dxa" w:w="1800"/>
+            <w:tcMar>
+              <w:top w:type="dxa" w:w="60"/>
+              <w:left w:type="dxa" w:w="100"/>
+              <w:bottom w:type="dxa" w:w="60"/>
+              <w:right w:type="dxa" w:w="100"/>
+            </w:tcMar>
+            <w:vAlign w:val="top"/>
+          </w:tcPr>
+          <w:p>
+            <w:pPr>
+              <w:spacing w:after="20" w:before="0"/>
+            </w:pPr>
+            <w:r>
+              <w:rPr>
+                <w:b/>
+                <w:bCs/>
+                <w:color w:val="0F2B3C"/>
+                <w:sz w:val="20"/>
+                <w:szCs w:val="20"/>
+              </w:rPr>
+              <w:t xml:space="preserve">Common multiple</w:t>
+            </w:r>
+          </w:p>
+          <w:p>
+            <w:pPr>
+              <w:spacing w:after="0" w:before="0"/>
+            </w:pPr>
+            <w:r>
+              <w:rPr>
+                <w:i/>
+                <w:iCs/>
+                <w:color w:val="5E6E7E"/>
+                <w:sz w:val="18"/>
+                <w:szCs w:val="18"/>
+              </w:rPr>
+              <w:t xml:space="preserve">Múltiplo común</w:t>
+            </w:r>
+          </w:p>
+        </w:tc>
+        <w:tc>
+          <w:tcPr>
+            <w:tcW w:type="dxa" w:w="3160"/>
+            <w:tcMar>
+              <w:top w:type="dxa" w:w="60"/>
+              <w:left w:type="dxa" w:w="100"/>
+              <w:bottom w:type="dxa" w:w="60"/>
+              <w:right w:type="dxa" w:w="100"/>
+            </w:tcMar>
+            <w:vAlign w:val="top"/>
+          </w:tcPr>
+          <w:p>
+            <w:pPr>
+              <w:spacing w:after="0" w:before="0"/>
+            </w:pPr>
+            <w:r>
+              <w:rPr>
+                <w:sz w:val="19"/>
+                <w:szCs w:val="19"/>
+              </w:rPr>
+              <w:t xml:space="preserve">A number that both terms can be scaled to.</w:t>
+            </w:r>
+          </w:p>
+        </w:tc>
+        <w:tc>
+          <w:tcPr>
+            <w:tcW w:type="dxa" w:w="2200"/>
+            <w:tcMar>
+              <w:top w:type="dxa" w:w="60"/>
+              <w:left w:type="dxa" w:w="100"/>
+              <w:bottom w:type="dxa" w:w="60"/>
+              <w:right w:type="dxa" w:w="100"/>
+            </w:tcMar>
+            <w:vAlign w:val="top"/>
+          </w:tcPr>
+          <w:p>
+            <w:pPr>
+              <w:spacing w:after="30" w:before="0"/>
+            </w:pPr>
+            <w:r>
+              <w:rPr>
+                <w:i/>
+                <w:iCs/>
+                <w:color w:val="5E6E7E"/>
+                <w:sz w:val="18"/>
+                <w:szCs w:val="18"/>
+              </w:rPr>
+              <w:t xml:space="preserve">Not Common multiple: write a counter-example that does not fit the rule.</w:t>
+            </w:r>
+          </w:p>
+          <w:p>
+            <w:pPr>
+              <w:spacing w:after="50" w:before="0"/>
+            </w:pPr>
+            <w:r>
+              <w:rPr>
+                <w:color w:val="BBBBBB"/>
+                <w:sz w:val="18"/>
+                <w:szCs w:val="18"/>
+              </w:rPr>
+              <w:t xml:space="preserve">____________________________</w:t>
+            </w:r>
+          </w:p>
+        </w:tc>
+        <w:tc>
+          <w:tcPr>
+            <w:tcW w:type="dxa" w:w="2200"/>
+            <w:tcMar>
+              <w:top w:type="dxa" w:w="60"/>
+              <w:left w:type="dxa" w:w="100"/>
+              <w:bottom w:type="dxa" w:w="60"/>
+              <w:right w:type="dxa" w:w="100"/>
+            </w:tcMar>
+            <w:vAlign w:val="top"/>
+          </w:tcPr>
+          <w:p>
+            <w:pPr>
+              <w:spacing w:after="0" w:before="0"/>
+            </w:pPr>
+            <w:r>
+              <w:rPr>
+                <w:i/>
+                <w:iCs/>
+                <w:color w:val="5E6E7E"/>
+                <w:sz w:val="18"/>
+                <w:szCs w:val="18"/>
+              </w:rPr>
+              <w:t xml:space="preserve">2 and 3 both reach 6.</w:t>
+            </w:r>
+          </w:p>
+        </w:tc>
+      </w:tr>
+      <w:tr>
+        <w:trPr>
+          <w:cantSplit/>
+        </w:trPr>
+        <w:tc>
+          <w:tcPr>
+            <w:tcW w:type="dxa" w:w="1800"/>
+            <w:tcMar>
+              <w:top w:type="dxa" w:w="60"/>
+              <w:left w:type="dxa" w:w="100"/>
+              <w:bottom w:type="dxa" w:w="60"/>
+              <w:right w:type="dxa" w:w="100"/>
+            </w:tcMar>
+            <w:vAlign w:val="top"/>
+          </w:tcPr>
+          <w:p>
+            <w:pPr>
+              <w:spacing w:after="20" w:before="0"/>
+            </w:pPr>
+            <w:r>
+              <w:rPr>
+                <w:b/>
+                <w:bCs/>
+                <w:color w:val="0F2B3C"/>
+                <w:sz w:val="20"/>
+                <w:szCs w:val="20"/>
+              </w:rPr>
+              <w:t xml:space="preserve">Least common multiple</w:t>
+            </w:r>
+          </w:p>
+          <w:p>
+            <w:pPr>
+              <w:spacing w:after="0" w:before="0"/>
+            </w:pPr>
+            <w:r>
+              <w:rPr>
+                <w:i/>
+                <w:iCs/>
+                <w:color w:val="5E6E7E"/>
+                <w:sz w:val="18"/>
+                <w:szCs w:val="18"/>
+              </w:rPr>
+              <w:t xml:space="preserve">Mínimo común múltiplo</w:t>
+            </w:r>
+          </w:p>
+        </w:tc>
+        <w:tc>
+          <w:tcPr>
+            <w:tcW w:type="dxa" w:w="3160"/>
+            <w:tcMar>
+              <w:top w:type="dxa" w:w="60"/>
+              <w:left w:type="dxa" w:w="100"/>
+              <w:bottom w:type="dxa" w:w="60"/>
+              <w:right w:type="dxa" w:w="100"/>
+            </w:tcMar>
+            <w:vAlign w:val="top"/>
+          </w:tcPr>
+          <w:p>
+            <w:pPr>
+              <w:spacing w:after="0" w:before="0"/>
+            </w:pPr>
+            <w:r>
+              <w:rPr>
+                <w:sz w:val="19"/>
+                <w:szCs w:val="19"/>
+              </w:rPr>
+              <w:t xml:space="preserve">The smallest common multiple of two numbers.</w:t>
+            </w:r>
+          </w:p>
+        </w:tc>
+        <w:tc>
+          <w:tcPr>
+            <w:tcW w:type="dxa" w:w="2200"/>
+            <w:tcMar>
+              <w:top w:type="dxa" w:w="60"/>
+              <w:left w:type="dxa" w:w="100"/>
+              <w:bottom w:type="dxa" w:w="60"/>
+              <w:right w:type="dxa" w:w="100"/>
+            </w:tcMar>
+            <w:vAlign w:val="top"/>
+          </w:tcPr>
+          <w:p>
+            <w:pPr>
+              <w:spacing w:after="30" w:before="0"/>
+            </w:pPr>
+            <w:r>
+              <w:rPr>
+                <w:i/>
+                <w:iCs/>
+                <w:color w:val="5E6E7E"/>
+                <w:sz w:val="18"/>
+                <w:szCs w:val="18"/>
+              </w:rPr>
+              <w:t xml:space="preserve">Not Least common multiple: write a counter-example that does not fit the rule.</w:t>
+            </w:r>
+          </w:p>
+          <w:p>
+            <w:pPr>
+              <w:spacing w:after="50" w:before="0"/>
+            </w:pPr>
+            <w:r>
+              <w:rPr>
+                <w:color w:val="BBBBBB"/>
+                <w:sz w:val="18"/>
+                <w:szCs w:val="18"/>
+              </w:rPr>
+              <w:t xml:space="preserve">____________________________</w:t>
+            </w:r>
+          </w:p>
+        </w:tc>
+        <w:tc>
+          <w:tcPr>
+            <w:tcW w:type="dxa" w:w="2200"/>
+            <w:tcMar>
+              <w:top w:type="dxa" w:w="60"/>
+              <w:left w:type="dxa" w:w="100"/>
+              <w:bottom w:type="dxa" w:w="60"/>
+              <w:right w:type="dxa" w:w="100"/>
+            </w:tcMar>
+            <w:vAlign w:val="top"/>
+          </w:tcPr>
+          <w:p>
+            <w:pPr>
+              <w:spacing w:after="0" w:before="0"/>
+            </w:pPr>
+            <w:r>
+              <w:rPr>
+                <w:i/>
+                <w:iCs/>
+                <w:color w:val="5E6E7E"/>
+                <w:sz w:val="18"/>
+                <w:szCs w:val="18"/>
+              </w:rPr>
+              <w:t xml:space="preserve">The LCM of 2 and 3 is 6.</w:t>
+            </w:r>
+          </w:p>
+        </w:tc>
+      </w:tr>
+      <w:tr>
+        <w:trPr>
+          <w:cantSplit/>
+        </w:trPr>
+        <w:tc>
+          <w:tcPr>
+            <w:tcW w:type="dxa" w:w="1800"/>
+            <w:tcMar>
+              <w:top w:type="dxa" w:w="60"/>
+              <w:left w:type="dxa" w:w="100"/>
+              <w:bottom w:type="dxa" w:w="60"/>
+              <w:right w:type="dxa" w:w="100"/>
+            </w:tcMar>
+            <w:vAlign w:val="top"/>
+          </w:tcPr>
+          <w:p>
+            <w:pPr>
+              <w:spacing w:after="20" w:before="0"/>
+            </w:pPr>
+            <w:r>
+              <w:rPr>
+                <w:b/>
+                <w:bCs/>
+                <w:color w:val="0F2B3C"/>
+                <w:sz w:val="20"/>
+                <w:szCs w:val="20"/>
+              </w:rPr>
+              <w:t xml:space="preserve">Benchmark</w:t>
+            </w:r>
+          </w:p>
+          <w:p>
+            <w:pPr>
+              <w:spacing w:after="0" w:before="0"/>
+            </w:pPr>
+            <w:r>
+              <w:rPr>
+                <w:i/>
+                <w:iCs/>
+                <w:color w:val="5E6E7E"/>
+                <w:sz w:val="18"/>
+                <w:szCs w:val="18"/>
+              </w:rPr>
+              <w:t xml:space="preserve">Punto de referencia</w:t>
+            </w:r>
+          </w:p>
+        </w:tc>
+        <w:tc>
+          <w:tcPr>
+            <w:tcW w:type="dxa" w:w="3160"/>
+            <w:tcMar>
+              <w:top w:type="dxa" w:w="60"/>
+              <w:left w:type="dxa" w:w="100"/>
+              <w:bottom w:type="dxa" w:w="60"/>
+              <w:right w:type="dxa" w:w="100"/>
+            </w:tcMar>
+            <w:vAlign w:val="top"/>
+          </w:tcPr>
+          <w:p>
+            <w:pPr>
+              <w:spacing w:after="0" w:before="0"/>
+            </w:pPr>
+            <w:r>
+              <w:rPr>
+                <w:sz w:val="19"/>
+                <w:szCs w:val="19"/>
+              </w:rPr>
+              <w:t xml:space="preserve">A shared amount you scale both choices to so you can compare them.</w:t>
+            </w:r>
+          </w:p>
+        </w:tc>
+        <w:tc>
+          <w:tcPr>
+            <w:tcW w:type="dxa" w:w="2200"/>
+            <w:tcMar>
+              <w:top w:type="dxa" w:w="60"/>
+              <w:left w:type="dxa" w:w="100"/>
+              <w:bottom w:type="dxa" w:w="60"/>
+              <w:right w:type="dxa" w:w="100"/>
+            </w:tcMar>
+            <w:vAlign w:val="top"/>
+          </w:tcPr>
+          <w:p>
+            <w:pPr>
+              <w:spacing w:after="30" w:before="0"/>
+            </w:pPr>
+            <w:r>
+              <w:rPr>
+                <w:i/>
+                <w:iCs/>
+                <w:color w:val="5E6E7E"/>
+                <w:sz w:val="18"/>
+                <w:szCs w:val="18"/>
+              </w:rPr>
+              <w:t xml:space="preserve">Not Benchmark: write a counter-example that does not fit the rule.</w:t>
+            </w:r>
+          </w:p>
+          <w:p>
+            <w:pPr>
+              <w:spacing w:after="50" w:before="0"/>
+            </w:pPr>
+            <w:r>
+              <w:rPr>
+                <w:color w:val="BBBBBB"/>
+                <w:sz w:val="18"/>
+                <w:szCs w:val="18"/>
+              </w:rPr>
+              <w:t xml:space="preserve">____________________________</w:t>
+            </w:r>
+          </w:p>
+        </w:tc>
+        <w:tc>
+          <w:tcPr>
+            <w:tcW w:type="dxa" w:w="2200"/>
+            <w:tcMar>
+              <w:top w:type="dxa" w:w="60"/>
+              <w:left w:type="dxa" w:w="100"/>
+              <w:bottom w:type="dxa" w:w="60"/>
+              <w:right w:type="dxa" w:w="100"/>
+            </w:tcMar>
+            <w:vAlign w:val="top"/>
+          </w:tcPr>
+          <w:p>
+            <w:pPr>
+              <w:spacing w:after="0" w:before="0"/>
+            </w:pPr>
+            <w:r>
+              <w:rPr>
+                <w:i/>
+                <w:iCs/>
+                <w:color w:val="5E6E7E"/>
+                <w:sz w:val="18"/>
+                <w:szCs w:val="18"/>
+              </w:rPr>
+              <w:t xml:space="preserve">12 pounds for both stores.</w:t>
+            </w:r>
+          </w:p>
+        </w:tc>
+      </w:tr>
+    </w:tbl>
+    <w:p>
+      <w:pPr>
+        <w:spacing w:after="120" w:before="140"/>
       </w:pPr>
       <w:r>
         <w:rPr>
@@ -127,86 +1517,935 @@
         <w:t xml:space="preserve">Compare plain numbers first.</w:t>
       </w:r>
     </w:p>
-    <w:p>
-      <w:pPr>
-        <w:spacing w:after="40" w:before="0"/>
-      </w:pPr>
-      <w:r>
-        <w:rPr>
-          <w:sz w:val="22"/>
-          <w:szCs w:val="22"/>
-        </w:rPr>
-        <w:t xml:space="preserve">1.  Which is greater, 8 or 6? Type the greater number.</w:t>
-      </w:r>
-    </w:p>
-    <w:p>
-      <w:pPr>
-        <w:spacing w:after="80" w:before="0"/>
-      </w:pPr>
-      <w:r>
-        <w:rPr>
-          <w:color w:val="BBBBBB"/>
-        </w:rPr>
-        <w:t xml:space="preserve">____________________________________________________</w:t>
-      </w:r>
-    </w:p>
-    <w:p>
-      <w:pPr>
-        <w:spacing w:after="40" w:before="0"/>
-      </w:pPr>
-      <w:r>
-        <w:rPr>
-          <w:sz w:val="22"/>
-          <w:szCs w:val="22"/>
-        </w:rPr>
-        <w:t xml:space="preserve">2.  Which fraction is bigger: 2/5 or 3/5?</w:t>
-      </w:r>
-    </w:p>
-    <w:p>
-      <w:pPr>
-        <w:spacing w:after="40" w:before="0"/>
-      </w:pPr>
-      <w:r>
-        <w:rPr>
-          <w:color w:val="5E6E7E"/>
-          <w:sz w:val="20"/>
-          <w:szCs w:val="20"/>
-        </w:rPr>
-        <w:t xml:space="preserve">     choices: 2/5   /   3/5   /   They are equal   /   Can't tell</w:t>
-      </w:r>
-    </w:p>
-    <w:p>
-      <w:pPr>
-        <w:spacing w:after="80" w:before="0"/>
-      </w:pPr>
-      <w:r>
-        <w:rPr>
-          <w:color w:val="BBBBBB"/>
-        </w:rPr>
-        <w:t xml:space="preserve">____________________________________________________</w:t>
-      </w:r>
-    </w:p>
-    <w:p>
-      <w:pPr>
-        <w:spacing w:after="40" w:before="0"/>
-      </w:pPr>
-      <w:r>
-        <w:rPr>
-          <w:sz w:val="22"/>
-          <w:szCs w:val="22"/>
-        </w:rPr>
-        <w:t xml:space="preserve">3.  Build a common top: 1/2 = ?/4. The top becomes ___?</w:t>
-      </w:r>
-    </w:p>
-    <w:p>
-      <w:pPr>
-        <w:spacing w:after="80" w:before="0"/>
-      </w:pPr>
-      <w:r>
-        <w:rPr>
-          <w:color w:val="BBBBBB"/>
-        </w:rPr>
-        <w:t xml:space="preserve">____________________________________________________</w:t>
+    <w:tbl>
+      <w:tblPr>
+        <w:tblW w:type="dxa" w:w="9360"/>
+        <w:tblBorders>
+          <w:top w:val="single" w:color="C7D2DD" w:sz="6"/>
+          <w:left w:val="single" w:color="C7D2DD" w:sz="6"/>
+          <w:bottom w:val="single" w:color="C7D2DD" w:sz="6"/>
+          <w:right w:val="single" w:color="C7D2DD" w:sz="6"/>
+          <w:insideH w:val="single" w:color="C7D2DD" w:sz="6"/>
+          <w:insideV w:val="single" w:color="C7D2DD" w:sz="6"/>
+        </w:tblBorders>
+      </w:tblPr>
+      <w:tblGrid>
+        <w:gridCol w:w="2800"/>
+        <w:gridCol w:w="3560"/>
+        <w:gridCol w:w="3000"/>
+      </w:tblGrid>
+      <w:tr>
+        <w:trPr>
+          <w:cantSplit/>
+          <w:tblHeader/>
+        </w:trPr>
+        <w:tc>
+          <w:tcPr>
+            <w:tcW w:type="dxa" w:w="2800"/>
+            <w:shd w:fill="EEF4F8" w:color="auto" w:val="clear"/>
+            <w:tcMar>
+              <w:top w:type="dxa" w:w="60"/>
+              <w:left w:type="dxa" w:w="100"/>
+              <w:bottom w:type="dxa" w:w="60"/>
+              <w:right w:type="dxa" w:w="100"/>
+            </w:tcMar>
+          </w:tcPr>
+          <w:p>
+            <w:pPr>
+              <w:spacing w:after="0" w:before="0"/>
+            </w:pPr>
+            <w:r>
+              <w:rPr>
+                <w:b/>
+                <w:bCs/>
+                <w:color w:val="0F2B3C"/>
+                <w:sz w:val="16"/>
+                <w:szCs w:val="16"/>
+              </w:rPr>
+              <w:t xml:space="preserve">CORE PROBLEM / GIVEN REPRESENTATION</w:t>
+            </w:r>
+          </w:p>
+        </w:tc>
+        <w:tc>
+          <w:tcPr>
+            <w:tcW w:type="dxa" w:w="3560"/>
+            <w:shd w:fill="EEF4F8" w:color="auto" w:val="clear"/>
+            <w:tcMar>
+              <w:top w:type="dxa" w:w="60"/>
+              <w:left w:type="dxa" w:w="100"/>
+              <w:bottom w:type="dxa" w:w="60"/>
+              <w:right w:type="dxa" w:w="100"/>
+            </w:tcMar>
+          </w:tcPr>
+          <w:p>
+            <w:pPr>
+              <w:spacing w:after="0" w:before="0"/>
+            </w:pPr>
+            <w:r>
+              <w:rPr>
+                <w:b/>
+                <w:bCs/>
+                <w:color w:val="0F2B3C"/>
+                <w:sz w:val="16"/>
+                <w:szCs w:val="16"/>
+              </w:rPr>
+              <w:t xml:space="preserve">WORKING SPACE / CALCULATION STEPS</w:t>
+            </w:r>
+          </w:p>
+        </w:tc>
+        <w:tc>
+          <w:tcPr>
+            <w:tcW w:type="dxa" w:w="3000"/>
+            <w:shd w:fill="FBF3E2" w:color="auto" w:val="clear"/>
+            <w:tcMar>
+              <w:top w:type="dxa" w:w="60"/>
+              <w:left w:type="dxa" w:w="100"/>
+              <w:bottom w:type="dxa" w:w="60"/>
+              <w:right w:type="dxa" w:w="100"/>
+            </w:tcMar>
+          </w:tcPr>
+          <w:p>
+            <w:pPr>
+              <w:spacing w:after="0" w:before="0"/>
+            </w:pPr>
+            <w:r>
+              <w:rPr>
+                <w:b/>
+                <w:bCs/>
+                <w:color w:val="7A5400"/>
+                <w:sz w:val="16"/>
+                <w:szCs w:val="16"/>
+              </w:rPr>
+              <w:t xml:space="preserve">EXPLAIN YOUR REASONING</w:t>
+            </w:r>
+          </w:p>
+        </w:tc>
+      </w:tr>
+      <w:tr>
+        <w:trPr>
+          <w:cantSplit/>
+        </w:trPr>
+        <w:tc>
+          <w:tcPr>
+            <w:tcW w:type="dxa" w:w="2800"/>
+            <w:tcMar>
+              <w:top w:type="dxa" w:w="80"/>
+              <w:left w:type="dxa" w:w="100"/>
+              <w:bottom w:type="dxa" w:w="80"/>
+              <w:right w:type="dxa" w:w="100"/>
+            </w:tcMar>
+            <w:vAlign w:val="top"/>
+          </w:tcPr>
+          <w:p>
+            <w:pPr>
+              <w:spacing w:after="40" w:before="0"/>
+            </w:pPr>
+            <w:r>
+              <w:rPr>
+                <w:b/>
+                <w:bCs/>
+                <w:color w:val="0F2B3C"/>
+                <w:sz w:val="20"/>
+                <w:szCs w:val="20"/>
+              </w:rPr>
+              <w:t xml:space="preserve">1.  Which is greater, 8 or 6? Type the greater number.</w:t>
+            </w:r>
+          </w:p>
+        </w:tc>
+        <w:tc>
+          <w:tcPr>
+            <w:tcW w:type="dxa" w:w="3560"/>
+            <w:tcMar>
+              <w:top w:type="dxa" w:w="80"/>
+              <w:left w:type="dxa" w:w="100"/>
+              <w:bottom w:type="dxa" w:w="80"/>
+              <w:right w:type="dxa" w:w="100"/>
+            </w:tcMar>
+            <w:vAlign w:val="top"/>
+          </w:tcPr>
+          <w:p>
+            <w:pPr>
+              <w:spacing w:after="50" w:before="0"/>
+            </w:pPr>
+            <w:r>
+              <w:rPr>
+                <w:color w:val="BBBBBB"/>
+                <w:sz w:val="18"/>
+                <w:szCs w:val="18"/>
+              </w:rPr>
+              <w:t xml:space="preserve">____________________________</w:t>
+            </w:r>
+          </w:p>
+          <w:p>
+            <w:pPr>
+              <w:spacing w:after="50" w:before="0"/>
+            </w:pPr>
+            <w:r>
+              <w:rPr>
+                <w:color w:val="BBBBBB"/>
+                <w:sz w:val="18"/>
+                <w:szCs w:val="18"/>
+              </w:rPr>
+              <w:t xml:space="preserve">____________________________</w:t>
+            </w:r>
+          </w:p>
+          <w:p>
+            <w:pPr>
+              <w:spacing w:after="50" w:before="0"/>
+            </w:pPr>
+            <w:r>
+              <w:rPr>
+                <w:color w:val="BBBBBB"/>
+                <w:sz w:val="18"/>
+                <w:szCs w:val="18"/>
+              </w:rPr>
+              <w:t xml:space="preserve">____________________________</w:t>
+            </w:r>
+          </w:p>
+          <w:p>
+            <w:pPr>
+              <w:spacing w:after="50" w:before="0"/>
+            </w:pPr>
+            <w:r>
+              <w:rPr>
+                <w:color w:val="BBBBBB"/>
+                <w:sz w:val="18"/>
+                <w:szCs w:val="18"/>
+              </w:rPr>
+              <w:t xml:space="preserve">____________________________</w:t>
+            </w:r>
+          </w:p>
+        </w:tc>
+        <w:tc>
+          <w:tcPr>
+            <w:tcW w:type="dxa" w:w="3000"/>
+            <w:shd w:fill="FBF3E2" w:color="auto" w:val="clear"/>
+            <w:tcMar>
+              <w:top w:type="dxa" w:w="80"/>
+              <w:left w:type="dxa" w:w="100"/>
+              <w:bottom w:type="dxa" w:w="80"/>
+              <w:right w:type="dxa" w:w="100"/>
+            </w:tcMar>
+            <w:vAlign w:val="top"/>
+          </w:tcPr>
+          <w:p>
+            <w:pPr>
+              <w:spacing w:after="30" w:before="0"/>
+            </w:pPr>
+            <w:r>
+              <w:rPr>
+                <w:b/>
+                <w:bCs/>
+                <w:color w:val="0F2B3C"/>
+                <w:sz w:val="18"/>
+                <w:szCs w:val="18"/>
+              </w:rPr>
+              <w:t xml:space="preserve">Because... ________________</w:t>
+            </w:r>
+          </w:p>
+          <w:p>
+            <w:pPr>
+              <w:spacing w:after="50" w:before="0"/>
+            </w:pPr>
+            <w:r>
+              <w:rPr>
+                <w:color w:val="BBBBBB"/>
+                <w:sz w:val="18"/>
+                <w:szCs w:val="18"/>
+              </w:rPr>
+              <w:t xml:space="preserve">____________________________</w:t>
+            </w:r>
+          </w:p>
+          <w:p>
+            <w:pPr>
+              <w:spacing w:after="30" w:before="40"/>
+            </w:pPr>
+            <w:r>
+              <w:rPr>
+                <w:b/>
+                <w:bCs/>
+                <w:color w:val="1A6FB5"/>
+                <w:sz w:val="18"/>
+                <w:szCs w:val="18"/>
+              </w:rPr>
+              <w:t xml:space="preserve">Although... _______________</w:t>
+            </w:r>
+          </w:p>
+          <w:p>
+            <w:pPr>
+              <w:spacing w:after="50" w:before="0"/>
+            </w:pPr>
+            <w:r>
+              <w:rPr>
+                <w:color w:val="BBBBBB"/>
+                <w:sz w:val="18"/>
+                <w:szCs w:val="18"/>
+              </w:rPr>
+              <w:t xml:space="preserve">____________________________</w:t>
+            </w:r>
+          </w:p>
+          <w:p>
+            <w:pPr>
+              <w:spacing w:after="30" w:before="40"/>
+            </w:pPr>
+            <w:r>
+              <w:rPr>
+                <w:b/>
+                <w:bCs/>
+                <w:color w:val="7A5400"/>
+                <w:sz w:val="18"/>
+                <w:szCs w:val="18"/>
+              </w:rPr>
+              <w:t xml:space="preserve">Therefore... ______________</w:t>
+            </w:r>
+          </w:p>
+          <w:p>
+            <w:pPr>
+              <w:spacing w:after="50" w:before="0"/>
+            </w:pPr>
+            <w:r>
+              <w:rPr>
+                <w:color w:val="BBBBBB"/>
+                <w:sz w:val="18"/>
+                <w:szCs w:val="18"/>
+              </w:rPr>
+              <w:t xml:space="preserve">____________________________</w:t>
+            </w:r>
+          </w:p>
+        </w:tc>
+      </w:tr>
+    </w:tbl>
+    <w:p>
+      <w:pPr>
+        <w:spacing w:after="60" w:before="0"/>
+      </w:pPr>
+      <w:r>
+        <w:t xml:space="preserve"/>
+      </w:r>
+    </w:p>
+    <w:tbl>
+      <w:tblPr>
+        <w:tblW w:type="dxa" w:w="9360"/>
+        <w:tblBorders>
+          <w:top w:val="single" w:color="C7D2DD" w:sz="6"/>
+          <w:left w:val="single" w:color="C7D2DD" w:sz="6"/>
+          <w:bottom w:val="single" w:color="C7D2DD" w:sz="6"/>
+          <w:right w:val="single" w:color="C7D2DD" w:sz="6"/>
+          <w:insideH w:val="single" w:color="C7D2DD" w:sz="6"/>
+          <w:insideV w:val="single" w:color="C7D2DD" w:sz="6"/>
+        </w:tblBorders>
+      </w:tblPr>
+      <w:tblGrid>
+        <w:gridCol w:w="2800"/>
+        <w:gridCol w:w="3560"/>
+        <w:gridCol w:w="3000"/>
+      </w:tblGrid>
+      <w:tr>
+        <w:trPr>
+          <w:cantSplit/>
+          <w:tblHeader/>
+        </w:trPr>
+        <w:tc>
+          <w:tcPr>
+            <w:tcW w:type="dxa" w:w="2800"/>
+            <w:shd w:fill="EEF4F8" w:color="auto" w:val="clear"/>
+            <w:tcMar>
+              <w:top w:type="dxa" w:w="60"/>
+              <w:left w:type="dxa" w:w="100"/>
+              <w:bottom w:type="dxa" w:w="60"/>
+              <w:right w:type="dxa" w:w="100"/>
+            </w:tcMar>
+          </w:tcPr>
+          <w:p>
+            <w:pPr>
+              <w:spacing w:after="0" w:before="0"/>
+            </w:pPr>
+            <w:r>
+              <w:rPr>
+                <w:b/>
+                <w:bCs/>
+                <w:color w:val="0F2B3C"/>
+                <w:sz w:val="16"/>
+                <w:szCs w:val="16"/>
+              </w:rPr>
+              <w:t xml:space="preserve">CORE PROBLEM / GIVEN REPRESENTATION</w:t>
+            </w:r>
+          </w:p>
+        </w:tc>
+        <w:tc>
+          <w:tcPr>
+            <w:tcW w:type="dxa" w:w="3560"/>
+            <w:shd w:fill="EEF4F8" w:color="auto" w:val="clear"/>
+            <w:tcMar>
+              <w:top w:type="dxa" w:w="60"/>
+              <w:left w:type="dxa" w:w="100"/>
+              <w:bottom w:type="dxa" w:w="60"/>
+              <w:right w:type="dxa" w:w="100"/>
+            </w:tcMar>
+          </w:tcPr>
+          <w:p>
+            <w:pPr>
+              <w:spacing w:after="0" w:before="0"/>
+            </w:pPr>
+            <w:r>
+              <w:rPr>
+                <w:b/>
+                <w:bCs/>
+                <w:color w:val="0F2B3C"/>
+                <w:sz w:val="16"/>
+                <w:szCs w:val="16"/>
+              </w:rPr>
+              <w:t xml:space="preserve">WORKING SPACE / CALCULATION STEPS</w:t>
+            </w:r>
+          </w:p>
+        </w:tc>
+        <w:tc>
+          <w:tcPr>
+            <w:tcW w:type="dxa" w:w="3000"/>
+            <w:shd w:fill="FBF3E2" w:color="auto" w:val="clear"/>
+            <w:tcMar>
+              <w:top w:type="dxa" w:w="60"/>
+              <w:left w:type="dxa" w:w="100"/>
+              <w:bottom w:type="dxa" w:w="60"/>
+              <w:right w:type="dxa" w:w="100"/>
+            </w:tcMar>
+          </w:tcPr>
+          <w:p>
+            <w:pPr>
+              <w:spacing w:after="0" w:before="0"/>
+            </w:pPr>
+            <w:r>
+              <w:rPr>
+                <w:b/>
+                <w:bCs/>
+                <w:color w:val="7A5400"/>
+                <w:sz w:val="16"/>
+                <w:szCs w:val="16"/>
+              </w:rPr>
+              <w:t xml:space="preserve">EXPLAIN YOUR REASONING</w:t>
+            </w:r>
+          </w:p>
+        </w:tc>
+      </w:tr>
+      <w:tr>
+        <w:trPr>
+          <w:cantSplit/>
+        </w:trPr>
+        <w:tc>
+          <w:tcPr>
+            <w:tcW w:type="dxa" w:w="2800"/>
+            <w:tcMar>
+              <w:top w:type="dxa" w:w="80"/>
+              <w:left w:type="dxa" w:w="100"/>
+              <w:bottom w:type="dxa" w:w="80"/>
+              <w:right w:type="dxa" w:w="100"/>
+            </w:tcMar>
+            <w:vAlign w:val="top"/>
+          </w:tcPr>
+          <w:p>
+            <w:pPr>
+              <w:spacing w:after="40" w:before="0"/>
+            </w:pPr>
+            <w:r>
+              <w:rPr>
+                <w:b/>
+                <w:bCs/>
+                <w:color w:val="0F2B3C"/>
+                <w:sz w:val="20"/>
+                <w:szCs w:val="20"/>
+              </w:rPr>
+              <w:t xml:space="preserve">2.  Which fraction is bigger: 2/5 or 3/5?</w:t>
+            </w:r>
+          </w:p>
+          <w:p>
+            <w:pPr>
+              <w:spacing w:after="0" w:before="0"/>
+            </w:pPr>
+            <w:r>
+              <w:rPr>
+                <w:color w:val="5E6E7E"/>
+                <w:sz w:val="18"/>
+                <w:szCs w:val="18"/>
+              </w:rPr>
+              <w:t xml:space="preserve">Choices: 2/5   /   3/5   /   They are equal   /   Can't tell</w:t>
+            </w:r>
+          </w:p>
+        </w:tc>
+        <w:tc>
+          <w:tcPr>
+            <w:tcW w:type="dxa" w:w="3560"/>
+            <w:tcMar>
+              <w:top w:type="dxa" w:w="80"/>
+              <w:left w:type="dxa" w:w="100"/>
+              <w:bottom w:type="dxa" w:w="80"/>
+              <w:right w:type="dxa" w:w="100"/>
+            </w:tcMar>
+            <w:vAlign w:val="top"/>
+          </w:tcPr>
+          <w:p>
+            <w:pPr>
+              <w:spacing w:after="50" w:before="0"/>
+            </w:pPr>
+            <w:r>
+              <w:rPr>
+                <w:color w:val="BBBBBB"/>
+                <w:sz w:val="18"/>
+                <w:szCs w:val="18"/>
+              </w:rPr>
+              <w:t xml:space="preserve">____________________________</w:t>
+            </w:r>
+          </w:p>
+          <w:p>
+            <w:pPr>
+              <w:spacing w:after="50" w:before="0"/>
+            </w:pPr>
+            <w:r>
+              <w:rPr>
+                <w:color w:val="BBBBBB"/>
+                <w:sz w:val="18"/>
+                <w:szCs w:val="18"/>
+              </w:rPr>
+              <w:t xml:space="preserve">____________________________</w:t>
+            </w:r>
+          </w:p>
+          <w:p>
+            <w:pPr>
+              <w:spacing w:after="50" w:before="0"/>
+            </w:pPr>
+            <w:r>
+              <w:rPr>
+                <w:color w:val="BBBBBB"/>
+                <w:sz w:val="18"/>
+                <w:szCs w:val="18"/>
+              </w:rPr>
+              <w:t xml:space="preserve">____________________________</w:t>
+            </w:r>
+          </w:p>
+          <w:p>
+            <w:pPr>
+              <w:spacing w:after="50" w:before="0"/>
+            </w:pPr>
+            <w:r>
+              <w:rPr>
+                <w:color w:val="BBBBBB"/>
+                <w:sz w:val="18"/>
+                <w:szCs w:val="18"/>
+              </w:rPr>
+              <w:t xml:space="preserve">____________________________</w:t>
+            </w:r>
+          </w:p>
+        </w:tc>
+        <w:tc>
+          <w:tcPr>
+            <w:tcW w:type="dxa" w:w="3000"/>
+            <w:shd w:fill="FBF3E2" w:color="auto" w:val="clear"/>
+            <w:tcMar>
+              <w:top w:type="dxa" w:w="80"/>
+              <w:left w:type="dxa" w:w="100"/>
+              <w:bottom w:type="dxa" w:w="80"/>
+              <w:right w:type="dxa" w:w="100"/>
+            </w:tcMar>
+            <w:vAlign w:val="top"/>
+          </w:tcPr>
+          <w:p>
+            <w:pPr>
+              <w:spacing w:after="30" w:before="0"/>
+            </w:pPr>
+            <w:r>
+              <w:rPr>
+                <w:b/>
+                <w:bCs/>
+                <w:color w:val="0F2B3C"/>
+                <w:sz w:val="18"/>
+                <w:szCs w:val="18"/>
+              </w:rPr>
+              <w:t xml:space="preserve">Because... ________________</w:t>
+            </w:r>
+          </w:p>
+          <w:p>
+            <w:pPr>
+              <w:spacing w:after="50" w:before="0"/>
+            </w:pPr>
+            <w:r>
+              <w:rPr>
+                <w:color w:val="BBBBBB"/>
+                <w:sz w:val="18"/>
+                <w:szCs w:val="18"/>
+              </w:rPr>
+              <w:t xml:space="preserve">____________________________</w:t>
+            </w:r>
+          </w:p>
+          <w:p>
+            <w:pPr>
+              <w:spacing w:after="30" w:before="40"/>
+            </w:pPr>
+            <w:r>
+              <w:rPr>
+                <w:b/>
+                <w:bCs/>
+                <w:color w:val="1A6FB5"/>
+                <w:sz w:val="18"/>
+                <w:szCs w:val="18"/>
+              </w:rPr>
+              <w:t xml:space="preserve">Although... _______________</w:t>
+            </w:r>
+          </w:p>
+          <w:p>
+            <w:pPr>
+              <w:spacing w:after="50" w:before="0"/>
+            </w:pPr>
+            <w:r>
+              <w:rPr>
+                <w:color w:val="BBBBBB"/>
+                <w:sz w:val="18"/>
+                <w:szCs w:val="18"/>
+              </w:rPr>
+              <w:t xml:space="preserve">____________________________</w:t>
+            </w:r>
+          </w:p>
+          <w:p>
+            <w:pPr>
+              <w:spacing w:after="30" w:before="40"/>
+            </w:pPr>
+            <w:r>
+              <w:rPr>
+                <w:b/>
+                <w:bCs/>
+                <w:color w:val="7A5400"/>
+                <w:sz w:val="18"/>
+                <w:szCs w:val="18"/>
+              </w:rPr>
+              <w:t xml:space="preserve">Therefore... ______________</w:t>
+            </w:r>
+          </w:p>
+          <w:p>
+            <w:pPr>
+              <w:spacing w:after="50" w:before="0"/>
+            </w:pPr>
+            <w:r>
+              <w:rPr>
+                <w:color w:val="BBBBBB"/>
+                <w:sz w:val="18"/>
+                <w:szCs w:val="18"/>
+              </w:rPr>
+              <w:t xml:space="preserve">____________________________</w:t>
+            </w:r>
+          </w:p>
+        </w:tc>
+      </w:tr>
+    </w:tbl>
+    <w:p>
+      <w:pPr>
+        <w:spacing w:after="60" w:before="0"/>
+      </w:pPr>
+      <w:r>
+        <w:t xml:space="preserve"/>
+      </w:r>
+    </w:p>
+    <w:tbl>
+      <w:tblPr>
+        <w:tblW w:type="dxa" w:w="9360"/>
+        <w:tblBorders>
+          <w:top w:val="single" w:color="C7D2DD" w:sz="6"/>
+          <w:left w:val="single" w:color="C7D2DD" w:sz="6"/>
+          <w:bottom w:val="single" w:color="C7D2DD" w:sz="6"/>
+          <w:right w:val="single" w:color="C7D2DD" w:sz="6"/>
+          <w:insideH w:val="single" w:color="C7D2DD" w:sz="6"/>
+          <w:insideV w:val="single" w:color="C7D2DD" w:sz="6"/>
+        </w:tblBorders>
+      </w:tblPr>
+      <w:tblGrid>
+        <w:gridCol w:w="2800"/>
+        <w:gridCol w:w="3560"/>
+        <w:gridCol w:w="3000"/>
+      </w:tblGrid>
+      <w:tr>
+        <w:trPr>
+          <w:cantSplit/>
+          <w:tblHeader/>
+        </w:trPr>
+        <w:tc>
+          <w:tcPr>
+            <w:tcW w:type="dxa" w:w="2800"/>
+            <w:shd w:fill="EEF4F8" w:color="auto" w:val="clear"/>
+            <w:tcMar>
+              <w:top w:type="dxa" w:w="60"/>
+              <w:left w:type="dxa" w:w="100"/>
+              <w:bottom w:type="dxa" w:w="60"/>
+              <w:right w:type="dxa" w:w="100"/>
+            </w:tcMar>
+          </w:tcPr>
+          <w:p>
+            <w:pPr>
+              <w:spacing w:after="0" w:before="0"/>
+            </w:pPr>
+            <w:r>
+              <w:rPr>
+                <w:b/>
+                <w:bCs/>
+                <w:color w:val="0F2B3C"/>
+                <w:sz w:val="16"/>
+                <w:szCs w:val="16"/>
+              </w:rPr>
+              <w:t xml:space="preserve">CORE PROBLEM / GIVEN REPRESENTATION</w:t>
+            </w:r>
+          </w:p>
+        </w:tc>
+        <w:tc>
+          <w:tcPr>
+            <w:tcW w:type="dxa" w:w="3560"/>
+            <w:shd w:fill="EEF4F8" w:color="auto" w:val="clear"/>
+            <w:tcMar>
+              <w:top w:type="dxa" w:w="60"/>
+              <w:left w:type="dxa" w:w="100"/>
+              <w:bottom w:type="dxa" w:w="60"/>
+              <w:right w:type="dxa" w:w="100"/>
+            </w:tcMar>
+          </w:tcPr>
+          <w:p>
+            <w:pPr>
+              <w:spacing w:after="0" w:before="0"/>
+            </w:pPr>
+            <w:r>
+              <w:rPr>
+                <w:b/>
+                <w:bCs/>
+                <w:color w:val="0F2B3C"/>
+                <w:sz w:val="16"/>
+                <w:szCs w:val="16"/>
+              </w:rPr>
+              <w:t xml:space="preserve">WORKING SPACE / CALCULATION STEPS</w:t>
+            </w:r>
+          </w:p>
+        </w:tc>
+        <w:tc>
+          <w:tcPr>
+            <w:tcW w:type="dxa" w:w="3000"/>
+            <w:shd w:fill="FBF3E2" w:color="auto" w:val="clear"/>
+            <w:tcMar>
+              <w:top w:type="dxa" w:w="60"/>
+              <w:left w:type="dxa" w:w="100"/>
+              <w:bottom w:type="dxa" w:w="60"/>
+              <w:right w:type="dxa" w:w="100"/>
+            </w:tcMar>
+          </w:tcPr>
+          <w:p>
+            <w:pPr>
+              <w:spacing w:after="0" w:before="0"/>
+            </w:pPr>
+            <w:r>
+              <w:rPr>
+                <w:b/>
+                <w:bCs/>
+                <w:color w:val="7A5400"/>
+                <w:sz w:val="16"/>
+                <w:szCs w:val="16"/>
+              </w:rPr>
+              <w:t xml:space="preserve">EXPLAIN YOUR REASONING</w:t>
+            </w:r>
+          </w:p>
+        </w:tc>
+      </w:tr>
+      <w:tr>
+        <w:trPr>
+          <w:cantSplit/>
+        </w:trPr>
+        <w:tc>
+          <w:tcPr>
+            <w:tcW w:type="dxa" w:w="2800"/>
+            <w:tcMar>
+              <w:top w:type="dxa" w:w="80"/>
+              <w:left w:type="dxa" w:w="100"/>
+              <w:bottom w:type="dxa" w:w="80"/>
+              <w:right w:type="dxa" w:w="100"/>
+            </w:tcMar>
+            <w:vAlign w:val="top"/>
+          </w:tcPr>
+          <w:p>
+            <w:pPr>
+              <w:spacing w:after="40" w:before="0"/>
+            </w:pPr>
+            <w:r>
+              <w:rPr>
+                <w:b/>
+                <w:bCs/>
+                <w:color w:val="0F2B3C"/>
+                <w:sz w:val="20"/>
+                <w:szCs w:val="20"/>
+              </w:rPr>
+              <w:t xml:space="preserve">3.  Build a common top: 1/2 = ?/4. The top becomes ___?</w:t>
+            </w:r>
+          </w:p>
+        </w:tc>
+        <w:tc>
+          <w:tcPr>
+            <w:tcW w:type="dxa" w:w="3560"/>
+            <w:tcMar>
+              <w:top w:type="dxa" w:w="80"/>
+              <w:left w:type="dxa" w:w="100"/>
+              <w:bottom w:type="dxa" w:w="80"/>
+              <w:right w:type="dxa" w:w="100"/>
+            </w:tcMar>
+            <w:vAlign w:val="top"/>
+          </w:tcPr>
+          <w:p>
+            <w:pPr>
+              <w:spacing w:after="50" w:before="0"/>
+            </w:pPr>
+            <w:r>
+              <w:rPr>
+                <w:color w:val="BBBBBB"/>
+                <w:sz w:val="18"/>
+                <w:szCs w:val="18"/>
+              </w:rPr>
+              <w:t xml:space="preserve">____________________________</w:t>
+            </w:r>
+          </w:p>
+          <w:p>
+            <w:pPr>
+              <w:spacing w:after="50" w:before="0"/>
+            </w:pPr>
+            <w:r>
+              <w:rPr>
+                <w:color w:val="BBBBBB"/>
+                <w:sz w:val="18"/>
+                <w:szCs w:val="18"/>
+              </w:rPr>
+              <w:t xml:space="preserve">____________________________</w:t>
+            </w:r>
+          </w:p>
+          <w:p>
+            <w:pPr>
+              <w:spacing w:after="50" w:before="0"/>
+            </w:pPr>
+            <w:r>
+              <w:rPr>
+                <w:color w:val="BBBBBB"/>
+                <w:sz w:val="18"/>
+                <w:szCs w:val="18"/>
+              </w:rPr>
+              <w:t xml:space="preserve">____________________________</w:t>
+            </w:r>
+          </w:p>
+          <w:p>
+            <w:pPr>
+              <w:spacing w:after="50" w:before="0"/>
+            </w:pPr>
+            <w:r>
+              <w:rPr>
+                <w:color w:val="BBBBBB"/>
+                <w:sz w:val="18"/>
+                <w:szCs w:val="18"/>
+              </w:rPr>
+              <w:t xml:space="preserve">____________________________</w:t>
+            </w:r>
+          </w:p>
+        </w:tc>
+        <w:tc>
+          <w:tcPr>
+            <w:tcW w:type="dxa" w:w="3000"/>
+            <w:shd w:fill="FBF3E2" w:color="auto" w:val="clear"/>
+            <w:tcMar>
+              <w:top w:type="dxa" w:w="80"/>
+              <w:left w:type="dxa" w:w="100"/>
+              <w:bottom w:type="dxa" w:w="80"/>
+              <w:right w:type="dxa" w:w="100"/>
+            </w:tcMar>
+            <w:vAlign w:val="top"/>
+          </w:tcPr>
+          <w:p>
+            <w:pPr>
+              <w:spacing w:after="30" w:before="0"/>
+            </w:pPr>
+            <w:r>
+              <w:rPr>
+                <w:b/>
+                <w:bCs/>
+                <w:color w:val="0F2B3C"/>
+                <w:sz w:val="18"/>
+                <w:szCs w:val="18"/>
+              </w:rPr>
+              <w:t xml:space="preserve">Because... ________________</w:t>
+            </w:r>
+          </w:p>
+          <w:p>
+            <w:pPr>
+              <w:spacing w:after="50" w:before="0"/>
+            </w:pPr>
+            <w:r>
+              <w:rPr>
+                <w:color w:val="BBBBBB"/>
+                <w:sz w:val="18"/>
+                <w:szCs w:val="18"/>
+              </w:rPr>
+              <w:t xml:space="preserve">____________________________</w:t>
+            </w:r>
+          </w:p>
+          <w:p>
+            <w:pPr>
+              <w:spacing w:after="30" w:before="40"/>
+            </w:pPr>
+            <w:r>
+              <w:rPr>
+                <w:b/>
+                <w:bCs/>
+                <w:color w:val="1A6FB5"/>
+                <w:sz w:val="18"/>
+                <w:szCs w:val="18"/>
+              </w:rPr>
+              <w:t xml:space="preserve">Although... _______________</w:t>
+            </w:r>
+          </w:p>
+          <w:p>
+            <w:pPr>
+              <w:spacing w:after="50" w:before="0"/>
+            </w:pPr>
+            <w:r>
+              <w:rPr>
+                <w:color w:val="BBBBBB"/>
+                <w:sz w:val="18"/>
+                <w:szCs w:val="18"/>
+              </w:rPr>
+              <w:t xml:space="preserve">____________________________</w:t>
+            </w:r>
+          </w:p>
+          <w:p>
+            <w:pPr>
+              <w:spacing w:after="30" w:before="40"/>
+            </w:pPr>
+            <w:r>
+              <w:rPr>
+                <w:b/>
+                <w:bCs/>
+                <w:color w:val="7A5400"/>
+                <w:sz w:val="18"/>
+                <w:szCs w:val="18"/>
+              </w:rPr>
+              <w:t xml:space="preserve">Therefore... ______________</w:t>
+            </w:r>
+          </w:p>
+          <w:p>
+            <w:pPr>
+              <w:spacing w:after="50" w:before="0"/>
+            </w:pPr>
+            <w:r>
+              <w:rPr>
+                <w:color w:val="BBBBBB"/>
+                <w:sz w:val="18"/>
+                <w:szCs w:val="18"/>
+              </w:rPr>
+              <w:t xml:space="preserve">____________________________</w:t>
+            </w:r>
+          </w:p>
+        </w:tc>
+      </w:tr>
+    </w:tbl>
+    <w:p>
+      <w:pPr>
+        <w:spacing w:after="60" w:before="0"/>
+      </w:pPr>
+      <w:r>
+        <w:t xml:space="preserve"/>
       </w:r>
     </w:p>
     <w:p>
@@ -238,63 +2477,629 @@
         <w:t xml:space="preserve">Scale a fraction to compare.</w:t>
       </w:r>
     </w:p>
-    <w:p>
-      <w:pPr>
-        <w:spacing w:after="40" w:before="0"/>
-      </w:pPr>
-      <w:r>
-        <w:rPr>
-          <w:sz w:val="22"/>
-          <w:szCs w:val="22"/>
-        </w:rPr>
-        <w:t xml:space="preserve">1.  Make 2/3 into sixths: 2/3 = ?/6. The top becomes ___?</w:t>
-      </w:r>
-    </w:p>
-    <w:p>
-      <w:pPr>
-        <w:spacing w:after="80" w:before="0"/>
-      </w:pPr>
-      <w:r>
-        <w:rPr>
-          <w:color w:val="BBBBBB"/>
-        </w:rPr>
-        <w:t xml:space="preserve">____________________________________________________</w:t>
-      </w:r>
-    </w:p>
-    <w:p>
-      <w:pPr>
-        <w:spacing w:after="40" w:before="0"/>
-      </w:pPr>
-      <w:r>
-        <w:rPr>
-          <w:sz w:val="22"/>
-          <w:szCs w:val="22"/>
-        </w:rPr>
-        <w:t xml:space="preserve">2.  Which is bigger: 2/3 or 1/2? (Hint: 2/3 = 4/6 and 1/2 = 3/6.)</w:t>
-      </w:r>
-    </w:p>
-    <w:p>
-      <w:pPr>
-        <w:spacing w:after="40" w:before="0"/>
-      </w:pPr>
-      <w:r>
-        <w:rPr>
-          <w:color w:val="5E6E7E"/>
-          <w:sz w:val="20"/>
-          <w:szCs w:val="20"/>
-        </w:rPr>
-        <w:t xml:space="preserve">     choices: 2/3   /   1/2   /   They are equal   /   Can't tell</w:t>
-      </w:r>
-    </w:p>
-    <w:p>
-      <w:pPr>
-        <w:spacing w:after="80" w:before="0"/>
-      </w:pPr>
-      <w:r>
-        <w:rPr>
-          <w:color w:val="BBBBBB"/>
-        </w:rPr>
-        <w:t xml:space="preserve">____________________________________________________</w:t>
+    <w:tbl>
+      <w:tblPr>
+        <w:tblW w:type="dxa" w:w="9360"/>
+        <w:tblBorders>
+          <w:top w:val="single" w:color="C7D2DD" w:sz="6"/>
+          <w:left w:val="single" w:color="C7D2DD" w:sz="6"/>
+          <w:bottom w:val="single" w:color="C7D2DD" w:sz="6"/>
+          <w:right w:val="single" w:color="C7D2DD" w:sz="6"/>
+          <w:insideH w:val="single" w:color="C7D2DD" w:sz="6"/>
+          <w:insideV w:val="single" w:color="C7D2DD" w:sz="6"/>
+        </w:tblBorders>
+      </w:tblPr>
+      <w:tblGrid>
+        <w:gridCol w:w="2800"/>
+        <w:gridCol w:w="3560"/>
+        <w:gridCol w:w="3000"/>
+      </w:tblGrid>
+      <w:tr>
+        <w:trPr>
+          <w:cantSplit/>
+          <w:tblHeader/>
+        </w:trPr>
+        <w:tc>
+          <w:tcPr>
+            <w:tcW w:type="dxa" w:w="2800"/>
+            <w:shd w:fill="EEF4F8" w:color="auto" w:val="clear"/>
+            <w:tcMar>
+              <w:top w:type="dxa" w:w="60"/>
+              <w:left w:type="dxa" w:w="100"/>
+              <w:bottom w:type="dxa" w:w="60"/>
+              <w:right w:type="dxa" w:w="100"/>
+            </w:tcMar>
+          </w:tcPr>
+          <w:p>
+            <w:pPr>
+              <w:spacing w:after="0" w:before="0"/>
+            </w:pPr>
+            <w:r>
+              <w:rPr>
+                <w:b/>
+                <w:bCs/>
+                <w:color w:val="0F2B3C"/>
+                <w:sz w:val="16"/>
+                <w:szCs w:val="16"/>
+              </w:rPr>
+              <w:t xml:space="preserve">CORE PROBLEM / GIVEN REPRESENTATION</w:t>
+            </w:r>
+          </w:p>
+        </w:tc>
+        <w:tc>
+          <w:tcPr>
+            <w:tcW w:type="dxa" w:w="3560"/>
+            <w:shd w:fill="EEF4F8" w:color="auto" w:val="clear"/>
+            <w:tcMar>
+              <w:top w:type="dxa" w:w="60"/>
+              <w:left w:type="dxa" w:w="100"/>
+              <w:bottom w:type="dxa" w:w="60"/>
+              <w:right w:type="dxa" w:w="100"/>
+            </w:tcMar>
+          </w:tcPr>
+          <w:p>
+            <w:pPr>
+              <w:spacing w:after="0" w:before="0"/>
+            </w:pPr>
+            <w:r>
+              <w:rPr>
+                <w:b/>
+                <w:bCs/>
+                <w:color w:val="0F2B3C"/>
+                <w:sz w:val="16"/>
+                <w:szCs w:val="16"/>
+              </w:rPr>
+              <w:t xml:space="preserve">WORKING SPACE / CALCULATION STEPS</w:t>
+            </w:r>
+          </w:p>
+        </w:tc>
+        <w:tc>
+          <w:tcPr>
+            <w:tcW w:type="dxa" w:w="3000"/>
+            <w:shd w:fill="FBF3E2" w:color="auto" w:val="clear"/>
+            <w:tcMar>
+              <w:top w:type="dxa" w:w="60"/>
+              <w:left w:type="dxa" w:w="100"/>
+              <w:bottom w:type="dxa" w:w="60"/>
+              <w:right w:type="dxa" w:w="100"/>
+            </w:tcMar>
+          </w:tcPr>
+          <w:p>
+            <w:pPr>
+              <w:spacing w:after="0" w:before="0"/>
+            </w:pPr>
+            <w:r>
+              <w:rPr>
+                <w:b/>
+                <w:bCs/>
+                <w:color w:val="7A5400"/>
+                <w:sz w:val="16"/>
+                <w:szCs w:val="16"/>
+              </w:rPr>
+              <w:t xml:space="preserve">EXPLAIN YOUR REASONING</w:t>
+            </w:r>
+          </w:p>
+        </w:tc>
+      </w:tr>
+      <w:tr>
+        <w:trPr>
+          <w:cantSplit/>
+        </w:trPr>
+        <w:tc>
+          <w:tcPr>
+            <w:tcW w:type="dxa" w:w="2800"/>
+            <w:tcMar>
+              <w:top w:type="dxa" w:w="80"/>
+              <w:left w:type="dxa" w:w="100"/>
+              <w:bottom w:type="dxa" w:w="80"/>
+              <w:right w:type="dxa" w:w="100"/>
+            </w:tcMar>
+            <w:vAlign w:val="top"/>
+          </w:tcPr>
+          <w:p>
+            <w:pPr>
+              <w:spacing w:after="40" w:before="0"/>
+            </w:pPr>
+            <w:r>
+              <w:rPr>
+                <w:b/>
+                <w:bCs/>
+                <w:color w:val="0F2B3C"/>
+                <w:sz w:val="20"/>
+                <w:szCs w:val="20"/>
+              </w:rPr>
+              <w:t xml:space="preserve">1.  Make 2/3 into sixths: 2/3 = ?/6. The top becomes ___?</w:t>
+            </w:r>
+          </w:p>
+        </w:tc>
+        <w:tc>
+          <w:tcPr>
+            <w:tcW w:type="dxa" w:w="3560"/>
+            <w:tcMar>
+              <w:top w:type="dxa" w:w="80"/>
+              <w:left w:type="dxa" w:w="100"/>
+              <w:bottom w:type="dxa" w:w="80"/>
+              <w:right w:type="dxa" w:w="100"/>
+            </w:tcMar>
+            <w:vAlign w:val="top"/>
+          </w:tcPr>
+          <w:p>
+            <w:pPr>
+              <w:spacing w:after="50" w:before="0"/>
+            </w:pPr>
+            <w:r>
+              <w:rPr>
+                <w:color w:val="BBBBBB"/>
+                <w:sz w:val="18"/>
+                <w:szCs w:val="18"/>
+              </w:rPr>
+              <w:t xml:space="preserve">____________________________</w:t>
+            </w:r>
+          </w:p>
+          <w:p>
+            <w:pPr>
+              <w:spacing w:after="50" w:before="0"/>
+            </w:pPr>
+            <w:r>
+              <w:rPr>
+                <w:color w:val="BBBBBB"/>
+                <w:sz w:val="18"/>
+                <w:szCs w:val="18"/>
+              </w:rPr>
+              <w:t xml:space="preserve">____________________________</w:t>
+            </w:r>
+          </w:p>
+          <w:p>
+            <w:pPr>
+              <w:spacing w:after="50" w:before="0"/>
+            </w:pPr>
+            <w:r>
+              <w:rPr>
+                <w:color w:val="BBBBBB"/>
+                <w:sz w:val="18"/>
+                <w:szCs w:val="18"/>
+              </w:rPr>
+              <w:t xml:space="preserve">____________________________</w:t>
+            </w:r>
+          </w:p>
+          <w:p>
+            <w:pPr>
+              <w:spacing w:after="50" w:before="0"/>
+            </w:pPr>
+            <w:r>
+              <w:rPr>
+                <w:color w:val="BBBBBB"/>
+                <w:sz w:val="18"/>
+                <w:szCs w:val="18"/>
+              </w:rPr>
+              <w:t xml:space="preserve">____________________________</w:t>
+            </w:r>
+          </w:p>
+        </w:tc>
+        <w:tc>
+          <w:tcPr>
+            <w:tcW w:type="dxa" w:w="3000"/>
+            <w:shd w:fill="FBF3E2" w:color="auto" w:val="clear"/>
+            <w:tcMar>
+              <w:top w:type="dxa" w:w="80"/>
+              <w:left w:type="dxa" w:w="100"/>
+              <w:bottom w:type="dxa" w:w="80"/>
+              <w:right w:type="dxa" w:w="100"/>
+            </w:tcMar>
+            <w:vAlign w:val="top"/>
+          </w:tcPr>
+          <w:p>
+            <w:pPr>
+              <w:spacing w:after="30" w:before="0"/>
+            </w:pPr>
+            <w:r>
+              <w:rPr>
+                <w:b/>
+                <w:bCs/>
+                <w:color w:val="0F2B3C"/>
+                <w:sz w:val="18"/>
+                <w:szCs w:val="18"/>
+              </w:rPr>
+              <w:t xml:space="preserve">Because... ________________</w:t>
+            </w:r>
+          </w:p>
+          <w:p>
+            <w:pPr>
+              <w:spacing w:after="50" w:before="0"/>
+            </w:pPr>
+            <w:r>
+              <w:rPr>
+                <w:color w:val="BBBBBB"/>
+                <w:sz w:val="18"/>
+                <w:szCs w:val="18"/>
+              </w:rPr>
+              <w:t xml:space="preserve">____________________________</w:t>
+            </w:r>
+          </w:p>
+          <w:p>
+            <w:pPr>
+              <w:spacing w:after="30" w:before="40"/>
+            </w:pPr>
+            <w:r>
+              <w:rPr>
+                <w:b/>
+                <w:bCs/>
+                <w:color w:val="1A6FB5"/>
+                <w:sz w:val="18"/>
+                <w:szCs w:val="18"/>
+              </w:rPr>
+              <w:t xml:space="preserve">Although... _______________</w:t>
+            </w:r>
+          </w:p>
+          <w:p>
+            <w:pPr>
+              <w:spacing w:after="50" w:before="0"/>
+            </w:pPr>
+            <w:r>
+              <w:rPr>
+                <w:color w:val="BBBBBB"/>
+                <w:sz w:val="18"/>
+                <w:szCs w:val="18"/>
+              </w:rPr>
+              <w:t xml:space="preserve">____________________________</w:t>
+            </w:r>
+          </w:p>
+          <w:p>
+            <w:pPr>
+              <w:spacing w:after="30" w:before="40"/>
+            </w:pPr>
+            <w:r>
+              <w:rPr>
+                <w:b/>
+                <w:bCs/>
+                <w:color w:val="7A5400"/>
+                <w:sz w:val="18"/>
+                <w:szCs w:val="18"/>
+              </w:rPr>
+              <w:t xml:space="preserve">Therefore... ______________</w:t>
+            </w:r>
+          </w:p>
+          <w:p>
+            <w:pPr>
+              <w:spacing w:after="50" w:before="0"/>
+            </w:pPr>
+            <w:r>
+              <w:rPr>
+                <w:color w:val="BBBBBB"/>
+                <w:sz w:val="18"/>
+                <w:szCs w:val="18"/>
+              </w:rPr>
+              <w:t xml:space="preserve">____________________________</w:t>
+            </w:r>
+          </w:p>
+        </w:tc>
+      </w:tr>
+    </w:tbl>
+    <w:p>
+      <w:pPr>
+        <w:spacing w:after="60" w:before="0"/>
+      </w:pPr>
+      <w:r>
+        <w:t xml:space="preserve"/>
+      </w:r>
+    </w:p>
+    <w:tbl>
+      <w:tblPr>
+        <w:tblW w:type="dxa" w:w="9360"/>
+        <w:tblBorders>
+          <w:top w:val="single" w:color="C7D2DD" w:sz="6"/>
+          <w:left w:val="single" w:color="C7D2DD" w:sz="6"/>
+          <w:bottom w:val="single" w:color="C7D2DD" w:sz="6"/>
+          <w:right w:val="single" w:color="C7D2DD" w:sz="6"/>
+          <w:insideH w:val="single" w:color="C7D2DD" w:sz="6"/>
+          <w:insideV w:val="single" w:color="C7D2DD" w:sz="6"/>
+        </w:tblBorders>
+      </w:tblPr>
+      <w:tblGrid>
+        <w:gridCol w:w="2800"/>
+        <w:gridCol w:w="3560"/>
+        <w:gridCol w:w="3000"/>
+      </w:tblGrid>
+      <w:tr>
+        <w:trPr>
+          <w:cantSplit/>
+          <w:tblHeader/>
+        </w:trPr>
+        <w:tc>
+          <w:tcPr>
+            <w:tcW w:type="dxa" w:w="2800"/>
+            <w:shd w:fill="EEF4F8" w:color="auto" w:val="clear"/>
+            <w:tcMar>
+              <w:top w:type="dxa" w:w="60"/>
+              <w:left w:type="dxa" w:w="100"/>
+              <w:bottom w:type="dxa" w:w="60"/>
+              <w:right w:type="dxa" w:w="100"/>
+            </w:tcMar>
+          </w:tcPr>
+          <w:p>
+            <w:pPr>
+              <w:spacing w:after="0" w:before="0"/>
+            </w:pPr>
+            <w:r>
+              <w:rPr>
+                <w:b/>
+                <w:bCs/>
+                <w:color w:val="0F2B3C"/>
+                <w:sz w:val="16"/>
+                <w:szCs w:val="16"/>
+              </w:rPr>
+              <w:t xml:space="preserve">CORE PROBLEM / GIVEN REPRESENTATION</w:t>
+            </w:r>
+          </w:p>
+        </w:tc>
+        <w:tc>
+          <w:tcPr>
+            <w:tcW w:type="dxa" w:w="3560"/>
+            <w:shd w:fill="EEF4F8" w:color="auto" w:val="clear"/>
+            <w:tcMar>
+              <w:top w:type="dxa" w:w="60"/>
+              <w:left w:type="dxa" w:w="100"/>
+              <w:bottom w:type="dxa" w:w="60"/>
+              <w:right w:type="dxa" w:w="100"/>
+            </w:tcMar>
+          </w:tcPr>
+          <w:p>
+            <w:pPr>
+              <w:spacing w:after="0" w:before="0"/>
+            </w:pPr>
+            <w:r>
+              <w:rPr>
+                <w:b/>
+                <w:bCs/>
+                <w:color w:val="0F2B3C"/>
+                <w:sz w:val="16"/>
+                <w:szCs w:val="16"/>
+              </w:rPr>
+              <w:t xml:space="preserve">WORKING SPACE / CALCULATION STEPS</w:t>
+            </w:r>
+          </w:p>
+        </w:tc>
+        <w:tc>
+          <w:tcPr>
+            <w:tcW w:type="dxa" w:w="3000"/>
+            <w:shd w:fill="FBF3E2" w:color="auto" w:val="clear"/>
+            <w:tcMar>
+              <w:top w:type="dxa" w:w="60"/>
+              <w:left w:type="dxa" w:w="100"/>
+              <w:bottom w:type="dxa" w:w="60"/>
+              <w:right w:type="dxa" w:w="100"/>
+            </w:tcMar>
+          </w:tcPr>
+          <w:p>
+            <w:pPr>
+              <w:spacing w:after="0" w:before="0"/>
+            </w:pPr>
+            <w:r>
+              <w:rPr>
+                <w:b/>
+                <w:bCs/>
+                <w:color w:val="7A5400"/>
+                <w:sz w:val="16"/>
+                <w:szCs w:val="16"/>
+              </w:rPr>
+              <w:t xml:space="preserve">EXPLAIN YOUR REASONING</w:t>
+            </w:r>
+          </w:p>
+        </w:tc>
+      </w:tr>
+      <w:tr>
+        <w:trPr>
+          <w:cantSplit/>
+        </w:trPr>
+        <w:tc>
+          <w:tcPr>
+            <w:tcW w:type="dxa" w:w="2800"/>
+            <w:tcMar>
+              <w:top w:type="dxa" w:w="80"/>
+              <w:left w:type="dxa" w:w="100"/>
+              <w:bottom w:type="dxa" w:w="80"/>
+              <w:right w:type="dxa" w:w="100"/>
+            </w:tcMar>
+            <w:vAlign w:val="top"/>
+          </w:tcPr>
+          <w:p>
+            <w:pPr>
+              <w:spacing w:after="40" w:before="0"/>
+            </w:pPr>
+            <w:r>
+              <w:rPr>
+                <w:b/>
+                <w:bCs/>
+                <w:color w:val="0F2B3C"/>
+                <w:sz w:val="20"/>
+                <w:szCs w:val="20"/>
+              </w:rPr>
+              <w:t xml:space="preserve">2.  Which is bigger: 2/3 or 1/2? (Hint: 2/3 = 4/6 and 1/2 = 3/6.)</w:t>
+            </w:r>
+          </w:p>
+          <w:p>
+            <w:pPr>
+              <w:spacing w:after="0" w:before="0"/>
+            </w:pPr>
+            <w:r>
+              <w:rPr>
+                <w:color w:val="5E6E7E"/>
+                <w:sz w:val="18"/>
+                <w:szCs w:val="18"/>
+              </w:rPr>
+              <w:t xml:space="preserve">Choices: 2/3   /   1/2   /   They are equal   /   Can't tell</w:t>
+            </w:r>
+          </w:p>
+        </w:tc>
+        <w:tc>
+          <w:tcPr>
+            <w:tcW w:type="dxa" w:w="3560"/>
+            <w:tcMar>
+              <w:top w:type="dxa" w:w="80"/>
+              <w:left w:type="dxa" w:w="100"/>
+              <w:bottom w:type="dxa" w:w="80"/>
+              <w:right w:type="dxa" w:w="100"/>
+            </w:tcMar>
+            <w:vAlign w:val="top"/>
+          </w:tcPr>
+          <w:p>
+            <w:pPr>
+              <w:spacing w:after="50" w:before="0"/>
+            </w:pPr>
+            <w:r>
+              <w:rPr>
+                <w:color w:val="BBBBBB"/>
+                <w:sz w:val="18"/>
+                <w:szCs w:val="18"/>
+              </w:rPr>
+              <w:t xml:space="preserve">____________________________</w:t>
+            </w:r>
+          </w:p>
+          <w:p>
+            <w:pPr>
+              <w:spacing w:after="50" w:before="0"/>
+            </w:pPr>
+            <w:r>
+              <w:rPr>
+                <w:color w:val="BBBBBB"/>
+                <w:sz w:val="18"/>
+                <w:szCs w:val="18"/>
+              </w:rPr>
+              <w:t xml:space="preserve">____________________________</w:t>
+            </w:r>
+          </w:p>
+          <w:p>
+            <w:pPr>
+              <w:spacing w:after="50" w:before="0"/>
+            </w:pPr>
+            <w:r>
+              <w:rPr>
+                <w:color w:val="BBBBBB"/>
+                <w:sz w:val="18"/>
+                <w:szCs w:val="18"/>
+              </w:rPr>
+              <w:t xml:space="preserve">____________________________</w:t>
+            </w:r>
+          </w:p>
+          <w:p>
+            <w:pPr>
+              <w:spacing w:after="50" w:before="0"/>
+            </w:pPr>
+            <w:r>
+              <w:rPr>
+                <w:color w:val="BBBBBB"/>
+                <w:sz w:val="18"/>
+                <w:szCs w:val="18"/>
+              </w:rPr>
+              <w:t xml:space="preserve">____________________________</w:t>
+            </w:r>
+          </w:p>
+        </w:tc>
+        <w:tc>
+          <w:tcPr>
+            <w:tcW w:type="dxa" w:w="3000"/>
+            <w:shd w:fill="FBF3E2" w:color="auto" w:val="clear"/>
+            <w:tcMar>
+              <w:top w:type="dxa" w:w="80"/>
+              <w:left w:type="dxa" w:w="100"/>
+              <w:bottom w:type="dxa" w:w="80"/>
+              <w:right w:type="dxa" w:w="100"/>
+            </w:tcMar>
+            <w:vAlign w:val="top"/>
+          </w:tcPr>
+          <w:p>
+            <w:pPr>
+              <w:spacing w:after="30" w:before="0"/>
+            </w:pPr>
+            <w:r>
+              <w:rPr>
+                <w:b/>
+                <w:bCs/>
+                <w:color w:val="0F2B3C"/>
+                <w:sz w:val="18"/>
+                <w:szCs w:val="18"/>
+              </w:rPr>
+              <w:t xml:space="preserve">Because... ________________</w:t>
+            </w:r>
+          </w:p>
+          <w:p>
+            <w:pPr>
+              <w:spacing w:after="50" w:before="0"/>
+            </w:pPr>
+            <w:r>
+              <w:rPr>
+                <w:color w:val="BBBBBB"/>
+                <w:sz w:val="18"/>
+                <w:szCs w:val="18"/>
+              </w:rPr>
+              <w:t xml:space="preserve">____________________________</w:t>
+            </w:r>
+          </w:p>
+          <w:p>
+            <w:pPr>
+              <w:spacing w:after="30" w:before="40"/>
+            </w:pPr>
+            <w:r>
+              <w:rPr>
+                <w:b/>
+                <w:bCs/>
+                <w:color w:val="1A6FB5"/>
+                <w:sz w:val="18"/>
+                <w:szCs w:val="18"/>
+              </w:rPr>
+              <w:t xml:space="preserve">Although... _______________</w:t>
+            </w:r>
+          </w:p>
+          <w:p>
+            <w:pPr>
+              <w:spacing w:after="50" w:before="0"/>
+            </w:pPr>
+            <w:r>
+              <w:rPr>
+                <w:color w:val="BBBBBB"/>
+                <w:sz w:val="18"/>
+                <w:szCs w:val="18"/>
+              </w:rPr>
+              <w:t xml:space="preserve">____________________________</w:t>
+            </w:r>
+          </w:p>
+          <w:p>
+            <w:pPr>
+              <w:spacing w:after="30" w:before="40"/>
+            </w:pPr>
+            <w:r>
+              <w:rPr>
+                <w:b/>
+                <w:bCs/>
+                <w:color w:val="7A5400"/>
+                <w:sz w:val="18"/>
+                <w:szCs w:val="18"/>
+              </w:rPr>
+              <w:t xml:space="preserve">Therefore... ______________</w:t>
+            </w:r>
+          </w:p>
+          <w:p>
+            <w:pPr>
+              <w:spacing w:after="50" w:before="0"/>
+            </w:pPr>
+            <w:r>
+              <w:rPr>
+                <w:color w:val="BBBBBB"/>
+                <w:sz w:val="18"/>
+                <w:szCs w:val="18"/>
+              </w:rPr>
+              <w:t xml:space="preserve">____________________________</w:t>
+            </w:r>
+          </w:p>
+        </w:tc>
+      </w:tr>
+    </w:tbl>
+    <w:p>
+      <w:pPr>
+        <w:spacing w:after="60" w:before="0"/>
+      </w:pPr>
+      <w:r>
+        <w:t xml:space="preserve"/>
       </w:r>
     </w:p>
     <w:p>
@@ -326,63 +3131,629 @@
         <w:t xml:space="preserve">Warm up comparing ratios.</w:t>
       </w:r>
     </w:p>
-    <w:p>
-      <w:pPr>
-        <w:spacing w:after="40" w:before="0"/>
-      </w:pPr>
-      <w:r>
-        <w:rPr>
-          <w:sz w:val="22"/>
-          <w:szCs w:val="22"/>
-        </w:rPr>
-        <w:t xml:space="preserve">1.  Cups per dollar: Stand A is 2 cups for $1, Stand B is 3 cups for $1. Which is the better deal?</w:t>
-      </w:r>
-    </w:p>
-    <w:p>
-      <w:pPr>
-        <w:spacing w:after="40" w:before="0"/>
-      </w:pPr>
-      <w:r>
-        <w:rPr>
-          <w:color w:val="5E6E7E"/>
-          <w:sz w:val="20"/>
-          <w:szCs w:val="20"/>
-        </w:rPr>
-        <w:t xml:space="preserve">     choices: Stand A   /   Stand B   /   They are the same   /   Can't tell</w:t>
-      </w:r>
-    </w:p>
-    <w:p>
-      <w:pPr>
-        <w:spacing w:after="80" w:before="0"/>
-      </w:pPr>
-      <w:r>
-        <w:rPr>
-          <w:color w:val="BBBBBB"/>
-        </w:rPr>
-        <w:t xml:space="preserve">____________________________________________________</w:t>
-      </w:r>
-    </w:p>
-    <w:p>
-      <w:pPr>
-        <w:spacing w:after="40" w:before="0"/>
-      </w:pPr>
-      <w:r>
-        <w:rPr>
-          <w:sz w:val="22"/>
-          <w:szCs w:val="22"/>
-        </w:rPr>
-        <w:t xml:space="preserve">2.  Scale 3:5 so the first part is 6: 3:5 = 6:?. The second part becomes ___?</w:t>
-      </w:r>
-    </w:p>
-    <w:p>
-      <w:pPr>
-        <w:spacing w:after="80" w:before="0"/>
-      </w:pPr>
-      <w:r>
-        <w:rPr>
-          <w:color w:val="BBBBBB"/>
-        </w:rPr>
-        <w:t xml:space="preserve">____________________________________________________</w:t>
+    <w:tbl>
+      <w:tblPr>
+        <w:tblW w:type="dxa" w:w="9360"/>
+        <w:tblBorders>
+          <w:top w:val="single" w:color="C7D2DD" w:sz="6"/>
+          <w:left w:val="single" w:color="C7D2DD" w:sz="6"/>
+          <w:bottom w:val="single" w:color="C7D2DD" w:sz="6"/>
+          <w:right w:val="single" w:color="C7D2DD" w:sz="6"/>
+          <w:insideH w:val="single" w:color="C7D2DD" w:sz="6"/>
+          <w:insideV w:val="single" w:color="C7D2DD" w:sz="6"/>
+        </w:tblBorders>
+      </w:tblPr>
+      <w:tblGrid>
+        <w:gridCol w:w="2800"/>
+        <w:gridCol w:w="3560"/>
+        <w:gridCol w:w="3000"/>
+      </w:tblGrid>
+      <w:tr>
+        <w:trPr>
+          <w:cantSplit/>
+          <w:tblHeader/>
+        </w:trPr>
+        <w:tc>
+          <w:tcPr>
+            <w:tcW w:type="dxa" w:w="2800"/>
+            <w:shd w:fill="EEF4F8" w:color="auto" w:val="clear"/>
+            <w:tcMar>
+              <w:top w:type="dxa" w:w="60"/>
+              <w:left w:type="dxa" w:w="100"/>
+              <w:bottom w:type="dxa" w:w="60"/>
+              <w:right w:type="dxa" w:w="100"/>
+            </w:tcMar>
+          </w:tcPr>
+          <w:p>
+            <w:pPr>
+              <w:spacing w:after="0" w:before="0"/>
+            </w:pPr>
+            <w:r>
+              <w:rPr>
+                <w:b/>
+                <w:bCs/>
+                <w:color w:val="0F2B3C"/>
+                <w:sz w:val="16"/>
+                <w:szCs w:val="16"/>
+              </w:rPr>
+              <w:t xml:space="preserve">CORE PROBLEM / GIVEN REPRESENTATION</w:t>
+            </w:r>
+          </w:p>
+        </w:tc>
+        <w:tc>
+          <w:tcPr>
+            <w:tcW w:type="dxa" w:w="3560"/>
+            <w:shd w:fill="EEF4F8" w:color="auto" w:val="clear"/>
+            <w:tcMar>
+              <w:top w:type="dxa" w:w="60"/>
+              <w:left w:type="dxa" w:w="100"/>
+              <w:bottom w:type="dxa" w:w="60"/>
+              <w:right w:type="dxa" w:w="100"/>
+            </w:tcMar>
+          </w:tcPr>
+          <w:p>
+            <w:pPr>
+              <w:spacing w:after="0" w:before="0"/>
+            </w:pPr>
+            <w:r>
+              <w:rPr>
+                <w:b/>
+                <w:bCs/>
+                <w:color w:val="0F2B3C"/>
+                <w:sz w:val="16"/>
+                <w:szCs w:val="16"/>
+              </w:rPr>
+              <w:t xml:space="preserve">WORKING SPACE / CALCULATION STEPS</w:t>
+            </w:r>
+          </w:p>
+        </w:tc>
+        <w:tc>
+          <w:tcPr>
+            <w:tcW w:type="dxa" w:w="3000"/>
+            <w:shd w:fill="FBF3E2" w:color="auto" w:val="clear"/>
+            <w:tcMar>
+              <w:top w:type="dxa" w:w="60"/>
+              <w:left w:type="dxa" w:w="100"/>
+              <w:bottom w:type="dxa" w:w="60"/>
+              <w:right w:type="dxa" w:w="100"/>
+            </w:tcMar>
+          </w:tcPr>
+          <w:p>
+            <w:pPr>
+              <w:spacing w:after="0" w:before="0"/>
+            </w:pPr>
+            <w:r>
+              <w:rPr>
+                <w:b/>
+                <w:bCs/>
+                <w:color w:val="7A5400"/>
+                <w:sz w:val="16"/>
+                <w:szCs w:val="16"/>
+              </w:rPr>
+              <w:t xml:space="preserve">EXPLAIN YOUR REASONING</w:t>
+            </w:r>
+          </w:p>
+        </w:tc>
+      </w:tr>
+      <w:tr>
+        <w:trPr>
+          <w:cantSplit/>
+        </w:trPr>
+        <w:tc>
+          <w:tcPr>
+            <w:tcW w:type="dxa" w:w="2800"/>
+            <w:tcMar>
+              <w:top w:type="dxa" w:w="80"/>
+              <w:left w:type="dxa" w:w="100"/>
+              <w:bottom w:type="dxa" w:w="80"/>
+              <w:right w:type="dxa" w:w="100"/>
+            </w:tcMar>
+            <w:vAlign w:val="top"/>
+          </w:tcPr>
+          <w:p>
+            <w:pPr>
+              <w:spacing w:after="40" w:before="0"/>
+            </w:pPr>
+            <w:r>
+              <w:rPr>
+                <w:b/>
+                <w:bCs/>
+                <w:color w:val="0F2B3C"/>
+                <w:sz w:val="20"/>
+                <w:szCs w:val="20"/>
+              </w:rPr>
+              <w:t xml:space="preserve">1.  Cups per dollar: Stand A is 2 cups for $1, Stand B is 3 cups for $1. Which is the better deal?</w:t>
+            </w:r>
+          </w:p>
+          <w:p>
+            <w:pPr>
+              <w:spacing w:after="0" w:before="0"/>
+            </w:pPr>
+            <w:r>
+              <w:rPr>
+                <w:color w:val="5E6E7E"/>
+                <w:sz w:val="18"/>
+                <w:szCs w:val="18"/>
+              </w:rPr>
+              <w:t xml:space="preserve">Choices: Stand A   /   Stand B   /   They are the same   /   Can't tell</w:t>
+            </w:r>
+          </w:p>
+        </w:tc>
+        <w:tc>
+          <w:tcPr>
+            <w:tcW w:type="dxa" w:w="3560"/>
+            <w:tcMar>
+              <w:top w:type="dxa" w:w="80"/>
+              <w:left w:type="dxa" w:w="100"/>
+              <w:bottom w:type="dxa" w:w="80"/>
+              <w:right w:type="dxa" w:w="100"/>
+            </w:tcMar>
+            <w:vAlign w:val="top"/>
+          </w:tcPr>
+          <w:p>
+            <w:pPr>
+              <w:spacing w:after="50" w:before="0"/>
+            </w:pPr>
+            <w:r>
+              <w:rPr>
+                <w:color w:val="BBBBBB"/>
+                <w:sz w:val="18"/>
+                <w:szCs w:val="18"/>
+              </w:rPr>
+              <w:t xml:space="preserve">____________________________</w:t>
+            </w:r>
+          </w:p>
+          <w:p>
+            <w:pPr>
+              <w:spacing w:after="50" w:before="0"/>
+            </w:pPr>
+            <w:r>
+              <w:rPr>
+                <w:color w:val="BBBBBB"/>
+                <w:sz w:val="18"/>
+                <w:szCs w:val="18"/>
+              </w:rPr>
+              <w:t xml:space="preserve">____________________________</w:t>
+            </w:r>
+          </w:p>
+          <w:p>
+            <w:pPr>
+              <w:spacing w:after="50" w:before="0"/>
+            </w:pPr>
+            <w:r>
+              <w:rPr>
+                <w:color w:val="BBBBBB"/>
+                <w:sz w:val="18"/>
+                <w:szCs w:val="18"/>
+              </w:rPr>
+              <w:t xml:space="preserve">____________________________</w:t>
+            </w:r>
+          </w:p>
+          <w:p>
+            <w:pPr>
+              <w:spacing w:after="50" w:before="0"/>
+            </w:pPr>
+            <w:r>
+              <w:rPr>
+                <w:color w:val="BBBBBB"/>
+                <w:sz w:val="18"/>
+                <w:szCs w:val="18"/>
+              </w:rPr>
+              <w:t xml:space="preserve">____________________________</w:t>
+            </w:r>
+          </w:p>
+        </w:tc>
+        <w:tc>
+          <w:tcPr>
+            <w:tcW w:type="dxa" w:w="3000"/>
+            <w:shd w:fill="FBF3E2" w:color="auto" w:val="clear"/>
+            <w:tcMar>
+              <w:top w:type="dxa" w:w="80"/>
+              <w:left w:type="dxa" w:w="100"/>
+              <w:bottom w:type="dxa" w:w="80"/>
+              <w:right w:type="dxa" w:w="100"/>
+            </w:tcMar>
+            <w:vAlign w:val="top"/>
+          </w:tcPr>
+          <w:p>
+            <w:pPr>
+              <w:spacing w:after="30" w:before="0"/>
+            </w:pPr>
+            <w:r>
+              <w:rPr>
+                <w:b/>
+                <w:bCs/>
+                <w:color w:val="0F2B3C"/>
+                <w:sz w:val="18"/>
+                <w:szCs w:val="18"/>
+              </w:rPr>
+              <w:t xml:space="preserve">Because... ________________</w:t>
+            </w:r>
+          </w:p>
+          <w:p>
+            <w:pPr>
+              <w:spacing w:after="50" w:before="0"/>
+            </w:pPr>
+            <w:r>
+              <w:rPr>
+                <w:color w:val="BBBBBB"/>
+                <w:sz w:val="18"/>
+                <w:szCs w:val="18"/>
+              </w:rPr>
+              <w:t xml:space="preserve">____________________________</w:t>
+            </w:r>
+          </w:p>
+          <w:p>
+            <w:pPr>
+              <w:spacing w:after="30" w:before="40"/>
+            </w:pPr>
+            <w:r>
+              <w:rPr>
+                <w:b/>
+                <w:bCs/>
+                <w:color w:val="1A6FB5"/>
+                <w:sz w:val="18"/>
+                <w:szCs w:val="18"/>
+              </w:rPr>
+              <w:t xml:space="preserve">Although... _______________</w:t>
+            </w:r>
+          </w:p>
+          <w:p>
+            <w:pPr>
+              <w:spacing w:after="50" w:before="0"/>
+            </w:pPr>
+            <w:r>
+              <w:rPr>
+                <w:color w:val="BBBBBB"/>
+                <w:sz w:val="18"/>
+                <w:szCs w:val="18"/>
+              </w:rPr>
+              <w:t xml:space="preserve">____________________________</w:t>
+            </w:r>
+          </w:p>
+          <w:p>
+            <w:pPr>
+              <w:spacing w:after="30" w:before="40"/>
+            </w:pPr>
+            <w:r>
+              <w:rPr>
+                <w:b/>
+                <w:bCs/>
+                <w:color w:val="7A5400"/>
+                <w:sz w:val="18"/>
+                <w:szCs w:val="18"/>
+              </w:rPr>
+              <w:t xml:space="preserve">Therefore... ______________</w:t>
+            </w:r>
+          </w:p>
+          <w:p>
+            <w:pPr>
+              <w:spacing w:after="50" w:before="0"/>
+            </w:pPr>
+            <w:r>
+              <w:rPr>
+                <w:color w:val="BBBBBB"/>
+                <w:sz w:val="18"/>
+                <w:szCs w:val="18"/>
+              </w:rPr>
+              <w:t xml:space="preserve">____________________________</w:t>
+            </w:r>
+          </w:p>
+        </w:tc>
+      </w:tr>
+    </w:tbl>
+    <w:p>
+      <w:pPr>
+        <w:spacing w:after="60" w:before="0"/>
+      </w:pPr>
+      <w:r>
+        <w:t xml:space="preserve"/>
+      </w:r>
+    </w:p>
+    <w:tbl>
+      <w:tblPr>
+        <w:tblW w:type="dxa" w:w="9360"/>
+        <w:tblBorders>
+          <w:top w:val="single" w:color="C7D2DD" w:sz="6"/>
+          <w:left w:val="single" w:color="C7D2DD" w:sz="6"/>
+          <w:bottom w:val="single" w:color="C7D2DD" w:sz="6"/>
+          <w:right w:val="single" w:color="C7D2DD" w:sz="6"/>
+          <w:insideH w:val="single" w:color="C7D2DD" w:sz="6"/>
+          <w:insideV w:val="single" w:color="C7D2DD" w:sz="6"/>
+        </w:tblBorders>
+      </w:tblPr>
+      <w:tblGrid>
+        <w:gridCol w:w="2800"/>
+        <w:gridCol w:w="3560"/>
+        <w:gridCol w:w="3000"/>
+      </w:tblGrid>
+      <w:tr>
+        <w:trPr>
+          <w:cantSplit/>
+          <w:tblHeader/>
+        </w:trPr>
+        <w:tc>
+          <w:tcPr>
+            <w:tcW w:type="dxa" w:w="2800"/>
+            <w:shd w:fill="EEF4F8" w:color="auto" w:val="clear"/>
+            <w:tcMar>
+              <w:top w:type="dxa" w:w="60"/>
+              <w:left w:type="dxa" w:w="100"/>
+              <w:bottom w:type="dxa" w:w="60"/>
+              <w:right w:type="dxa" w:w="100"/>
+            </w:tcMar>
+          </w:tcPr>
+          <w:p>
+            <w:pPr>
+              <w:spacing w:after="0" w:before="0"/>
+            </w:pPr>
+            <w:r>
+              <w:rPr>
+                <w:b/>
+                <w:bCs/>
+                <w:color w:val="0F2B3C"/>
+                <w:sz w:val="16"/>
+                <w:szCs w:val="16"/>
+              </w:rPr>
+              <w:t xml:space="preserve">CORE PROBLEM / GIVEN REPRESENTATION</w:t>
+            </w:r>
+          </w:p>
+        </w:tc>
+        <w:tc>
+          <w:tcPr>
+            <w:tcW w:type="dxa" w:w="3560"/>
+            <w:shd w:fill="EEF4F8" w:color="auto" w:val="clear"/>
+            <w:tcMar>
+              <w:top w:type="dxa" w:w="60"/>
+              <w:left w:type="dxa" w:w="100"/>
+              <w:bottom w:type="dxa" w:w="60"/>
+              <w:right w:type="dxa" w:w="100"/>
+            </w:tcMar>
+          </w:tcPr>
+          <w:p>
+            <w:pPr>
+              <w:spacing w:after="0" w:before="0"/>
+            </w:pPr>
+            <w:r>
+              <w:rPr>
+                <w:b/>
+                <w:bCs/>
+                <w:color w:val="0F2B3C"/>
+                <w:sz w:val="16"/>
+                <w:szCs w:val="16"/>
+              </w:rPr>
+              <w:t xml:space="preserve">WORKING SPACE / CALCULATION STEPS</w:t>
+            </w:r>
+          </w:p>
+        </w:tc>
+        <w:tc>
+          <w:tcPr>
+            <w:tcW w:type="dxa" w:w="3000"/>
+            <w:shd w:fill="FBF3E2" w:color="auto" w:val="clear"/>
+            <w:tcMar>
+              <w:top w:type="dxa" w:w="60"/>
+              <w:left w:type="dxa" w:w="100"/>
+              <w:bottom w:type="dxa" w:w="60"/>
+              <w:right w:type="dxa" w:w="100"/>
+            </w:tcMar>
+          </w:tcPr>
+          <w:p>
+            <w:pPr>
+              <w:spacing w:after="0" w:before="0"/>
+            </w:pPr>
+            <w:r>
+              <w:rPr>
+                <w:b/>
+                <w:bCs/>
+                <w:color w:val="7A5400"/>
+                <w:sz w:val="16"/>
+                <w:szCs w:val="16"/>
+              </w:rPr>
+              <w:t xml:space="preserve">EXPLAIN YOUR REASONING</w:t>
+            </w:r>
+          </w:p>
+        </w:tc>
+      </w:tr>
+      <w:tr>
+        <w:trPr>
+          <w:cantSplit/>
+        </w:trPr>
+        <w:tc>
+          <w:tcPr>
+            <w:tcW w:type="dxa" w:w="2800"/>
+            <w:tcMar>
+              <w:top w:type="dxa" w:w="80"/>
+              <w:left w:type="dxa" w:w="100"/>
+              <w:bottom w:type="dxa" w:w="80"/>
+              <w:right w:type="dxa" w:w="100"/>
+            </w:tcMar>
+            <w:vAlign w:val="top"/>
+          </w:tcPr>
+          <w:p>
+            <w:pPr>
+              <w:spacing w:after="40" w:before="0"/>
+            </w:pPr>
+            <w:r>
+              <w:rPr>
+                <w:b/>
+                <w:bCs/>
+                <w:color w:val="0F2B3C"/>
+                <w:sz w:val="20"/>
+                <w:szCs w:val="20"/>
+              </w:rPr>
+              <w:t xml:space="preserve">2.  Scale 3:5 so the first part is 6: 3:5 = 6:?. The second part becomes ___?</w:t>
+            </w:r>
+          </w:p>
+        </w:tc>
+        <w:tc>
+          <w:tcPr>
+            <w:tcW w:type="dxa" w:w="3560"/>
+            <w:tcMar>
+              <w:top w:type="dxa" w:w="80"/>
+              <w:left w:type="dxa" w:w="100"/>
+              <w:bottom w:type="dxa" w:w="80"/>
+              <w:right w:type="dxa" w:w="100"/>
+            </w:tcMar>
+            <w:vAlign w:val="top"/>
+          </w:tcPr>
+          <w:p>
+            <w:pPr>
+              <w:spacing w:after="50" w:before="0"/>
+            </w:pPr>
+            <w:r>
+              <w:rPr>
+                <w:color w:val="BBBBBB"/>
+                <w:sz w:val="18"/>
+                <w:szCs w:val="18"/>
+              </w:rPr>
+              <w:t xml:space="preserve">____________________________</w:t>
+            </w:r>
+          </w:p>
+          <w:p>
+            <w:pPr>
+              <w:spacing w:after="50" w:before="0"/>
+            </w:pPr>
+            <w:r>
+              <w:rPr>
+                <w:color w:val="BBBBBB"/>
+                <w:sz w:val="18"/>
+                <w:szCs w:val="18"/>
+              </w:rPr>
+              <w:t xml:space="preserve">____________________________</w:t>
+            </w:r>
+          </w:p>
+          <w:p>
+            <w:pPr>
+              <w:spacing w:after="50" w:before="0"/>
+            </w:pPr>
+            <w:r>
+              <w:rPr>
+                <w:color w:val="BBBBBB"/>
+                <w:sz w:val="18"/>
+                <w:szCs w:val="18"/>
+              </w:rPr>
+              <w:t xml:space="preserve">____________________________</w:t>
+            </w:r>
+          </w:p>
+          <w:p>
+            <w:pPr>
+              <w:spacing w:after="50" w:before="0"/>
+            </w:pPr>
+            <w:r>
+              <w:rPr>
+                <w:color w:val="BBBBBB"/>
+                <w:sz w:val="18"/>
+                <w:szCs w:val="18"/>
+              </w:rPr>
+              <w:t xml:space="preserve">____________________________</w:t>
+            </w:r>
+          </w:p>
+        </w:tc>
+        <w:tc>
+          <w:tcPr>
+            <w:tcW w:type="dxa" w:w="3000"/>
+            <w:shd w:fill="FBF3E2" w:color="auto" w:val="clear"/>
+            <w:tcMar>
+              <w:top w:type="dxa" w:w="80"/>
+              <w:left w:type="dxa" w:w="100"/>
+              <w:bottom w:type="dxa" w:w="80"/>
+              <w:right w:type="dxa" w:w="100"/>
+            </w:tcMar>
+            <w:vAlign w:val="top"/>
+          </w:tcPr>
+          <w:p>
+            <w:pPr>
+              <w:spacing w:after="30" w:before="0"/>
+            </w:pPr>
+            <w:r>
+              <w:rPr>
+                <w:b/>
+                <w:bCs/>
+                <w:color w:val="0F2B3C"/>
+                <w:sz w:val="18"/>
+                <w:szCs w:val="18"/>
+              </w:rPr>
+              <w:t xml:space="preserve">Because... ________________</w:t>
+            </w:r>
+          </w:p>
+          <w:p>
+            <w:pPr>
+              <w:spacing w:after="50" w:before="0"/>
+            </w:pPr>
+            <w:r>
+              <w:rPr>
+                <w:color w:val="BBBBBB"/>
+                <w:sz w:val="18"/>
+                <w:szCs w:val="18"/>
+              </w:rPr>
+              <w:t xml:space="preserve">____________________________</w:t>
+            </w:r>
+          </w:p>
+          <w:p>
+            <w:pPr>
+              <w:spacing w:after="30" w:before="40"/>
+            </w:pPr>
+            <w:r>
+              <w:rPr>
+                <w:b/>
+                <w:bCs/>
+                <w:color w:val="1A6FB5"/>
+                <w:sz w:val="18"/>
+                <w:szCs w:val="18"/>
+              </w:rPr>
+              <w:t xml:space="preserve">Although... _______________</w:t>
+            </w:r>
+          </w:p>
+          <w:p>
+            <w:pPr>
+              <w:spacing w:after="50" w:before="0"/>
+            </w:pPr>
+            <w:r>
+              <w:rPr>
+                <w:color w:val="BBBBBB"/>
+                <w:sz w:val="18"/>
+                <w:szCs w:val="18"/>
+              </w:rPr>
+              <w:t xml:space="preserve">____________________________</w:t>
+            </w:r>
+          </w:p>
+          <w:p>
+            <w:pPr>
+              <w:spacing w:after="30" w:before="40"/>
+            </w:pPr>
+            <w:r>
+              <w:rPr>
+                <w:b/>
+                <w:bCs/>
+                <w:color w:val="7A5400"/>
+                <w:sz w:val="18"/>
+                <w:szCs w:val="18"/>
+              </w:rPr>
+              <w:t xml:space="preserve">Therefore... ______________</w:t>
+            </w:r>
+          </w:p>
+          <w:p>
+            <w:pPr>
+              <w:spacing w:after="50" w:before="0"/>
+            </w:pPr>
+            <w:r>
+              <w:rPr>
+                <w:color w:val="BBBBBB"/>
+                <w:sz w:val="18"/>
+                <w:szCs w:val="18"/>
+              </w:rPr>
+              <w:t xml:space="preserve">____________________________</w:t>
+            </w:r>
+          </w:p>
+        </w:tc>
+      </w:tr>
+    </w:tbl>
+    <w:p>
+      <w:pPr>
+        <w:spacing w:after="60" w:before="0"/>
+      </w:pPr>
+      <w:r>
+        <w:t xml:space="preserve"/>
       </w:r>
     </w:p>
     <w:p>
@@ -459,6 +3830,141 @@
         <w:t xml:space="preserve">____________________________________________________</w:t>
       </w:r>
     </w:p>
+    <w:tbl>
+      <w:tblPr>
+        <w:tblW w:type="dxa" w:w="9360"/>
+        <w:tblBorders>
+          <w:top w:val="single" w:color="C7D2DD" w:sz="6"/>
+          <w:left w:val="single" w:color="C7D2DD" w:sz="6"/>
+          <w:bottom w:val="single" w:color="C7D2DD" w:sz="6"/>
+          <w:right w:val="single" w:color="C7D2DD" w:sz="6"/>
+          <w:insideH w:val="single" w:color="C7D2DD" w:sz="6"/>
+          <w:insideV w:val="single" w:color="C7D2DD" w:sz="6"/>
+        </w:tblBorders>
+      </w:tblPr>
+      <w:tblGrid>
+        <w:gridCol w:w="3120"/>
+        <w:gridCol w:w="3120"/>
+        <w:gridCol w:w="3120"/>
+      </w:tblGrid>
+      <w:tr>
+        <w:trPr>
+          <w:cantSplit/>
+          <w:tblHeader/>
+        </w:trPr>
+        <w:tc>
+          <w:tcPr>
+            <w:tcW w:type="dxa" w:w="9360"/>
+            <w:gridSpan w:val="3"/>
+            <w:shd w:fill="EEF4F8" w:color="auto" w:val="clear"/>
+            <w:tcMar>
+              <w:top w:type="dxa" w:w="60"/>
+              <w:left w:type="dxa" w:w="100"/>
+              <w:bottom w:type="dxa" w:w="60"/>
+              <w:right w:type="dxa" w:w="100"/>
+            </w:tcMar>
+          </w:tcPr>
+          <w:p>
+            <w:pPr>
+              <w:spacing w:after="0" w:before="0"/>
+            </w:pPr>
+            <w:r>
+              <w:rPr>
+                <w:b/>
+                <w:bCs/>
+                <w:color w:val="0F2B3C"/>
+                <w:sz w:val="18"/>
+                <w:szCs w:val="18"/>
+              </w:rPr>
+              <w:t xml:space="preserve">EXIT CHECK · 3-POINT SELF-ASSESSMENT CHECKLIST</w:t>
+            </w:r>
+          </w:p>
+        </w:tc>
+      </w:tr>
+      <w:tr>
+        <w:trPr>
+          <w:cantSplit/>
+        </w:trPr>
+        <w:tc>
+          <w:tcPr>
+            <w:tcW w:type="dxa" w:w="3120"/>
+            <w:tcMar>
+              <w:top w:type="dxa" w:w="80"/>
+              <w:left w:type="dxa" w:w="100"/>
+              <w:bottom w:type="dxa" w:w="80"/>
+              <w:right w:type="dxa" w:w="100"/>
+            </w:tcMar>
+          </w:tcPr>
+          <w:p>
+            <w:pPr>
+              <w:spacing w:after="0" w:before="0"/>
+            </w:pPr>
+            <w:r>
+              <w:rPr>
+                <w:b/>
+                <w:bCs/>
+                <w:color w:val="0F2B3C"/>
+                <w:sz w:val="18"/>
+                <w:szCs w:val="18"/>
+              </w:rPr>
+              <w:t xml:space="preserve">☐ 1. Units &amp; Labels Verified</w:t>
+            </w:r>
+          </w:p>
+        </w:tc>
+        <w:tc>
+          <w:tcPr>
+            <w:tcW w:type="dxa" w:w="3120"/>
+            <w:tcMar>
+              <w:top w:type="dxa" w:w="80"/>
+              <w:left w:type="dxa" w:w="100"/>
+              <w:bottom w:type="dxa" w:w="80"/>
+              <w:right w:type="dxa" w:w="100"/>
+            </w:tcMar>
+          </w:tcPr>
+          <w:p>
+            <w:pPr>
+              <w:spacing w:after="0" w:before="0"/>
+            </w:pPr>
+            <w:r>
+              <w:rPr>
+                <w:b/>
+                <w:bCs/>
+                <w:color w:val="0F2B3C"/>
+                <w:sz w:val="18"/>
+                <w:szCs w:val="18"/>
+              </w:rPr>
+              <w:t xml:space="preserve">☐ 2. Reasoning Stated (Because / Although / Therefore)</w:t>
+            </w:r>
+          </w:p>
+        </w:tc>
+        <w:tc>
+          <w:tcPr>
+            <w:tcW w:type="dxa" w:w="3120"/>
+            <w:tcMar>
+              <w:top w:type="dxa" w:w="80"/>
+              <w:left w:type="dxa" w:w="100"/>
+              <w:bottom w:type="dxa" w:w="80"/>
+              <w:right w:type="dxa" w:w="100"/>
+            </w:tcMar>
+          </w:tcPr>
+          <w:p>
+            <w:pPr>
+              <w:spacing w:after="0" w:before="0"/>
+            </w:pPr>
+            <w:r>
+              <w:rPr>
+                <w:b/>
+                <w:bCs/>
+                <w:color w:val="0F2B3C"/>
+                <w:sz w:val="18"/>
+                <w:szCs w:val="18"/>
+              </w:rPr>
+              <w:t xml:space="preserve">☐ 3. Calculations Double-Checked</w:t>
+            </w:r>
+          </w:p>
+        </w:tc>
+      </w:tr>
+    </w:tbl>
     <w:p>
       <w:pPr>
         <w:spacing w:after="60" w:before="120"/>
